--- a/Publication docs/PRISMA_2020_flow_diagram_new_SRs_v2.docx
+++ b/Publication docs/PRISMA_2020_flow_diagram_new_SRs_v2.docx
@@ -1,6 +1,6 @@
 
 <file path=word/document.xml><?xml version="1.0" encoding="utf-8"?>
-<w:document xmlns:wpc="http://schemas.microsoft.com/office/word/2010/wordprocessingCanvas" xmlns:cx="http://schemas.microsoft.com/office/drawing/2014/chartex" xmlns:cx1="http://schemas.microsoft.com/office/drawing/2015/9/8/chartex" xmlns:cx2="http://schemas.microsoft.com/office/drawing/2015/10/21/chartex" xmlns:cx3="http://schemas.microsoft.com/office/drawing/2016/5/9/chartex" xmlns:cx4="http://schemas.microsoft.com/office/drawing/2016/5/10/chartex" xmlns:cx5="http://schemas.microsoft.com/office/drawing/2016/5/11/chartex" xmlns:cx6="http://schemas.microsoft.com/office/drawing/2016/5/12/chartex" xmlns:cx7="http://schemas.microsoft.com/office/drawing/2016/5/13/chartex" xmlns:cx8="http://schemas.microsoft.com/office/drawing/2016/5/14/chartex" xmlns:mc="http://schemas.openxmlformats.org/markup-compatibility/2006" xmlns:aink="http://schemas.microsoft.com/office/drawing/2016/ink" xmlns:am3d="http://schemas.microsoft.com/office/drawing/2017/model3d" xmlns:o="urn:schemas-microsoft-com:office:office" xmlns:r="http://schemas.openxmlformats.org/officeDocument/2006/relationships" xmlns:m="http://schemas.openxmlformats.org/officeDocument/2006/math" xmlns:v="urn:schemas-microsoft-com:vml" xmlns:wp14="http://schemas.microsoft.com/office/word/2010/wordprocessingDrawing" xmlns:wp="http://schemas.openxmlformats.org/drawingml/2006/wordprocessingDrawing" xmlns:w10="urn:schemas-microsoft-com:office:word" xmlns:w="http://schemas.openxmlformats.org/wordprocessingml/2006/main" xmlns:w14="http://schemas.microsoft.com/office/word/2010/wordml" xmlns:w15="http://schemas.microsoft.com/office/word/2012/wordml" xmlns:w16cex="http://schemas.microsoft.com/office/word/2018/wordml/cex" xmlns:w16cid="http://schemas.microsoft.com/office/word/2016/wordml/cid" xmlns:w16="http://schemas.microsoft.com/office/word/2018/wordml" xmlns:w16se="http://schemas.microsoft.com/office/word/2015/wordml/symex" xmlns:wpg="http://schemas.microsoft.com/office/word/2010/wordprocessingGroup" xmlns:wpi="http://schemas.microsoft.com/office/word/2010/wordprocessingInk" xmlns:wne="http://schemas.microsoft.com/office/word/2006/wordml" xmlns:wps="http://schemas.microsoft.com/office/word/2010/wordprocessingShape" mc:Ignorable="w14 w15 w16se w16cid w16 w16cex wp14">
+<w:document xmlns:wpc="http://schemas.microsoft.com/office/word/2010/wordprocessingCanvas" xmlns:cx="http://schemas.microsoft.com/office/drawing/2014/chartex" xmlns:cx1="http://schemas.microsoft.com/office/drawing/2015/9/8/chartex" xmlns:cx2="http://schemas.microsoft.com/office/drawing/2015/10/21/chartex" xmlns:cx3="http://schemas.microsoft.com/office/drawing/2016/5/9/chartex" xmlns:cx4="http://schemas.microsoft.com/office/drawing/2016/5/10/chartex" xmlns:cx5="http://schemas.microsoft.com/office/drawing/2016/5/11/chartex" xmlns:cx6="http://schemas.microsoft.com/office/drawing/2016/5/12/chartex" xmlns:cx7="http://schemas.microsoft.com/office/drawing/2016/5/13/chartex" xmlns:cx8="http://schemas.microsoft.com/office/drawing/2016/5/14/chartex" xmlns:mc="http://schemas.openxmlformats.org/markup-compatibility/2006" xmlns:aink="http://schemas.microsoft.com/office/drawing/2016/ink" xmlns:am3d="http://schemas.microsoft.com/office/drawing/2017/model3d" xmlns:o="urn:schemas-microsoft-com:office:office" xmlns:r="http://schemas.openxmlformats.org/officeDocument/2006/relationships" xmlns:m="http://schemas.openxmlformats.org/officeDocument/2006/math" xmlns:v="urn:schemas-microsoft-com:vml" xmlns:wp14="http://schemas.microsoft.com/office/word/2010/wordprocessingDrawing" xmlns:wp="http://schemas.openxmlformats.org/drawingml/2006/wordprocessingDrawing" xmlns:w10="urn:schemas-microsoft-com:office:word" xmlns:w="http://schemas.openxmlformats.org/wordprocessingml/2006/main" xmlns:w14="http://schemas.microsoft.com/office/word/2010/wordml" xmlns:w15="http://schemas.microsoft.com/office/word/2012/wordml" xmlns:w16cid="http://schemas.microsoft.com/office/word/2016/wordml/cid" xmlns:w16se="http://schemas.microsoft.com/office/word/2015/wordml/symex" xmlns:wpg="http://schemas.microsoft.com/office/word/2010/wordprocessingGroup" xmlns:wpi="http://schemas.microsoft.com/office/word/2010/wordprocessingInk" xmlns:wne="http://schemas.microsoft.com/office/word/2006/wordml" xmlns:wps="http://schemas.microsoft.com/office/word/2010/wordprocessingShape" mc:Ignorable="w14 w15 w16se w16cid wp14">
   <w:body>
     <w:p>
       <w:pPr>
@@ -110,7 +110,7 @@
               </wp:anchor>
             </w:drawing>
           </mc:Choice>
-          <mc:Fallback>
+          <mc:Fallback xmlns:w16cex="http://schemas.microsoft.com/office/word/2018/wordml/cex" xmlns:w16="http://schemas.microsoft.com/office/word/2018/wordml">
             <w:pict>
               <v:shapetype w14:anchorId="647CF0B2" id="_x0000_t176" coordsize="21600,21600" o:spt="176" adj="2700" path="m@0,qx0@0l0@2qy@0,21600l@1,21600qx21600@2l21600@0qy@1,xe">
                 <v:stroke joinstyle="miter"/>
@@ -275,7 +275,7 @@
               </wp:anchor>
             </w:drawing>
           </mc:Choice>
-          <mc:Fallback>
+          <mc:Fallback xmlns:w16cex="http://schemas.microsoft.com/office/word/2018/wordml/cex" xmlns:w16="http://schemas.microsoft.com/office/word/2018/wordml">
             <w:pict>
               <v:shape w14:anchorId="0A1B3F5E" id="Flowchart: Alternate Process 29" o:spid="_x0000_s1027" type="#_x0000_t176" style="position:absolute;margin-left:44.65pt;margin-top:5.85pt;width:342.15pt;height:20.7pt;z-index:251697152;visibility:visible;mso-wrap-style:square;mso-width-percent:0;mso-height-percent:0;mso-wrap-distance-left:9pt;mso-wrap-distance-top:0;mso-wrap-distance-right:9pt;mso-wrap-distance-bottom:0;mso-position-horizontal:absolute;mso-position-horizontal-relative:text;mso-position-vertical:absolute;mso-position-vertical-relative:text;mso-width-percent:0;mso-height-percent:0;mso-width-relative:margin;mso-height-relative:margin;v-text-anchor:middle" o:gfxdata="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" fillcolor="#ffc000 [3207]" strokecolor="#7f5f00 [1607]" strokeweight="1pt">
                 <v:textbox>
@@ -497,7 +497,7 @@
                                 <w:sz w:val="18"/>
                                 <w:szCs w:val="20"/>
                               </w:rPr>
-                              <w:t>2</w:t>
+                              <w:t>3</w:t>
                             </w:r>
                             <w:r>
                               <w:rPr>
@@ -656,7 +656,7 @@
                           <w:sz w:val="18"/>
                           <w:szCs w:val="20"/>
                         </w:rPr>
-                        <w:t>2</w:t>
+                        <w:t>3</w:t>
                       </w:r>
                       <w:r>
                         <w:rPr>
@@ -820,7 +820,17 @@
                                 <w:sz w:val="18"/>
                                 <w:szCs w:val="20"/>
                               </w:rPr>
-                              <w:t xml:space="preserve"> removed </w:t>
+                              <w:t xml:space="preserve"> </w:t>
+                            </w:r>
+                            <w:proofErr w:type="gramStart"/>
+                            <w:r>
+                              <w:rPr>
+                                <w:rFonts w:ascii="Arial" w:hAnsi="Arial" w:cs="Arial"/>
+                                <w:color w:val="000000" w:themeColor="text1"/>
+                                <w:sz w:val="18"/>
+                                <w:szCs w:val="20"/>
+                              </w:rPr>
+                              <w:t xml:space="preserve">removed </w:t>
                             </w:r>
                             <w:r>
                               <w:rPr>
@@ -831,6 +841,7 @@
                               </w:rPr>
                               <w:t xml:space="preserve"> (</w:t>
                             </w:r>
+                            <w:proofErr w:type="gramEnd"/>
                             <w:r>
                               <w:rPr>
                                 <w:rFonts w:ascii="Arial" w:hAnsi="Arial" w:cs="Arial"/>
@@ -900,7 +911,7 @@
               </wp:anchor>
             </w:drawing>
           </mc:Choice>
-          <mc:Fallback>
+          <mc:Fallback xmlns:w16cex="http://schemas.microsoft.com/office/word/2018/wordml/cex" xmlns:w16="http://schemas.microsoft.com/office/word/2018/wordml">
             <w:pict>
               <v:rect w14:anchorId="07961AC4" id="Rectangle 2" o:spid="_x0000_s1029" style="position:absolute;margin-left:239.35pt;margin-top:6.05pt;width:148.6pt;height:97.85pt;z-index:251661312;visibility:visible;mso-wrap-style:square;mso-width-percent:0;mso-height-percent:0;mso-wrap-distance-left:9pt;mso-wrap-distance-top:0;mso-wrap-distance-right:9pt;mso-wrap-distance-bottom:0;mso-position-horizontal:absolute;mso-position-horizontal-relative:text;mso-position-vertical:absolute;mso-position-vertical-relative:text;mso-width-percent:0;mso-height-percent:0;mso-width-relative:margin;mso-height-relative:margin;v-text-anchor:middle" o:gfxdata="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" filled="f" strokecolor="black [3213]" strokeweight="1pt">
                 <v:textbox>
@@ -1286,7 +1297,7 @@
               </wp:anchor>
             </w:drawing>
           </mc:Choice>
-          <mc:Fallback>
+          <mc:Fallback xmlns:w16cex="http://schemas.microsoft.com/office/word/2018/wordml/cex" xmlns:w16="http://schemas.microsoft.com/office/word/2018/wordml">
             <w:pict>
               <v:rect w14:anchorId="65FC63CD" id="Rectangle 1" o:spid="_x0000_s1030" style="position:absolute;margin-left:44.05pt;margin-top:6.05pt;width:148.6pt;height:97.9pt;z-index:251659264;visibility:visible;mso-wrap-style:square;mso-width-percent:0;mso-height-percent:0;mso-wrap-distance-left:9pt;mso-wrap-distance-top:0;mso-wrap-distance-right:9pt;mso-wrap-distance-bottom:0;mso-position-horizontal:absolute;mso-position-horizontal-relative:text;mso-position-vertical:absolute;mso-position-vertical-relative:text;mso-width-percent:0;mso-height-percent:0;mso-width-relative:margin;mso-height-relative:margin;v-text-anchor:middle" o:gfxdata="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" filled="f" strokecolor="black [3213]" strokeweight="1pt">
                 <v:textbox>
@@ -1574,7 +1585,7 @@
               </wp:anchor>
             </w:drawing>
           </mc:Choice>
-          <mc:Fallback>
+          <mc:Fallback xmlns:w16cex="http://schemas.microsoft.com/office/word/2018/wordml/cex" xmlns:w16="http://schemas.microsoft.com/office/word/2018/wordml">
             <w:pict>
               <v:shape w14:anchorId="3999D40D" id="Flowchart: Alternate Process 31" o:spid="_x0000_s1031" type="#_x0000_t176" style="position:absolute;margin-left:-31.8pt;margin-top:17.5pt;width:100.55pt;height:20.7pt;rotation:-90;z-index:251701248;visibility:visible;mso-wrap-style:square;mso-width-percent:0;mso-height-percent:0;mso-wrap-distance-left:9pt;mso-wrap-distance-top:0;mso-wrap-distance-right:9pt;mso-wrap-distance-bottom:0;mso-position-horizontal:absolute;mso-position-horizontal-relative:text;mso-position-vertical:absolute;mso-position-vertical-relative:text;mso-width-percent:0;mso-height-percent:0;mso-width-relative:margin;mso-height-relative:margin;v-text-anchor:middle" o:gfxdata="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" fillcolor="#9cc2e5 [1944]" strokecolor="black [3213]" strokeweight="1pt">
                 <v:textbox>
@@ -1679,7 +1690,7 @@
               </wp:anchor>
             </w:drawing>
           </mc:Choice>
-          <mc:Fallback>
+          <mc:Fallback xmlns:w16cex="http://schemas.microsoft.com/office/word/2018/wordml/cex" xmlns:w16="http://schemas.microsoft.com/office/word/2018/wordml">
             <w:pict>
               <v:shapetype w14:anchorId="6BAD952B" id="_x0000_t32" coordsize="21600,21600" o:spt="32" o:oned="t" path="m,l21600,21600e" filled="f">
                 <v:path arrowok="t" fillok="f" o:connecttype="none"/>
@@ -1767,7 +1778,7 @@
               </wp:anchor>
             </w:drawing>
           </mc:Choice>
-          <mc:Fallback>
+          <mc:Fallback xmlns:w16cex="http://schemas.microsoft.com/office/word/2018/wordml/cex" xmlns:w16="http://schemas.microsoft.com/office/word/2018/wordml">
             <w:pict>
               <v:shapetype w14:anchorId="58739F06" id="_x0000_t32" coordsize="21600,21600" o:spt="32" o:oned="t" path="m,l21600,21600e" filled="f">
                 <v:path arrowok="t" fillok="f" o:connecttype="none"/>
@@ -1840,7 +1851,7 @@
               </wp:anchor>
             </w:drawing>
           </mc:Choice>
-          <mc:Fallback>
+          <mc:Fallback xmlns:w16cex="http://schemas.microsoft.com/office/word/2018/wordml/cex" xmlns:w16="http://schemas.microsoft.com/office/word/2018/wordml">
             <w:pict>
               <v:shape w14:anchorId="01D8EEC9" id="Straight Arrow Connector 27" o:spid="_x0000_s1026" type="#_x0000_t32" style="position:absolute;margin-left:110.25pt;margin-top:10.15pt;width:0;height:22.15pt;z-index:251706368;visibility:visible;mso-wrap-style:square;mso-wrap-distance-left:9pt;mso-wrap-distance-top:0;mso-wrap-distance-right:9pt;mso-wrap-distance-bottom:0;mso-position-horizontal:absolute;mso-position-horizontal-relative:text;mso-position-vertical:absolute;mso-position-vertical-relative:text" o:gfxdata="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" strokecolor="black [3213]" strokeweight=".5pt">
                 <v:stroke endarrow="block" joinstyle="miter"/>
@@ -1919,7 +1930,7 @@
               </wp:anchor>
             </w:drawing>
           </mc:Choice>
-          <mc:Fallback>
+          <mc:Fallback xmlns:w16cex="http://schemas.microsoft.com/office/word/2018/wordml/cex" xmlns:w16="http://schemas.microsoft.com/office/word/2018/wordml">
             <w:pict>
               <v:shape w14:anchorId="2862978A" id="Straight Arrow Connector 15" o:spid="_x0000_s1026" type="#_x0000_t32" style="position:absolute;margin-left:193.2pt;margin-top:25.85pt;width:44.35pt;height:0;z-index:251681792;visibility:visible;mso-wrap-style:square;mso-wrap-distance-left:9pt;mso-wrap-distance-top:0;mso-wrap-distance-right:9pt;mso-wrap-distance-bottom:0;mso-position-horizontal:absolute;mso-position-horizontal-relative:text;mso-position-vertical:absolute;mso-position-vertical-relative:text" o:gfxdata="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" strokecolor="black [3213]" strokeweight=".5pt">
                 <v:stroke endarrow="block" joinstyle="miter"/>
@@ -2090,7 +2101,7 @@
               </wp:anchor>
             </w:drawing>
           </mc:Choice>
-          <mc:Fallback>
+          <mc:Fallback xmlns:w16cex="http://schemas.microsoft.com/office/word/2018/wordml/cex" xmlns:w16="http://schemas.microsoft.com/office/word/2018/wordml">
             <w:pict>
               <v:rect w14:anchorId="4C37AEA5" id="Rectangle 3" o:spid="_x0000_s1032" style="position:absolute;margin-left:44.05pt;margin-top:5.9pt;width:148.6pt;height:41.45pt;z-index:251663360;visibility:visible;mso-wrap-style:square;mso-width-percent:0;mso-height-percent:0;mso-wrap-distance-left:9pt;mso-wrap-distance-top:0;mso-wrap-distance-right:9pt;mso-wrap-distance-bottom:0;mso-position-horizontal:absolute;mso-position-horizontal-relative:text;mso-position-vertical:absolute;mso-position-vertical-relative:text;mso-width-percent:0;mso-height-percent:0;mso-width-relative:margin;mso-height-relative:margin;v-text-anchor:middle" o:gfxdata="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" filled="f" strokecolor="black [3213]" strokeweight="1pt">
                 <v:textbox>
@@ -2367,7 +2378,7 @@
               </wp:anchor>
             </w:drawing>
           </mc:Choice>
-          <mc:Fallback>
+          <mc:Fallback xmlns:w16cex="http://schemas.microsoft.com/office/word/2018/wordml/cex" xmlns:w16="http://schemas.microsoft.com/office/word/2018/wordml">
             <w:pict>
               <v:rect w14:anchorId="4FF0996A" id="Rectangle 4" o:spid="_x0000_s1033" style="position:absolute;margin-left:240pt;margin-top:5.9pt;width:148.6pt;height:41.45pt;z-index:251665408;visibility:visible;mso-wrap-style:square;mso-width-percent:0;mso-height-percent:0;mso-wrap-distance-left:9pt;mso-wrap-distance-top:0;mso-wrap-distance-right:9pt;mso-wrap-distance-bottom:0;mso-position-horizontal:absolute;mso-position-horizontal-relative:text;mso-position-vertical:absolute;mso-position-vertical-relative:text;mso-width-percent:0;mso-height-percent:0;mso-width-relative:margin;mso-height-relative:margin;v-text-anchor:middle" o:gfxdata="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" filled="f" strokecolor="black [3213]" strokeweight="1pt">
                 <v:textbox>
@@ -2557,7 +2568,7 @@
               </wp:anchor>
             </w:drawing>
           </mc:Choice>
-          <mc:Fallback>
+          <mc:Fallback xmlns:w16cex="http://schemas.microsoft.com/office/word/2018/wordml/cex" xmlns:w16="http://schemas.microsoft.com/office/word/2018/wordml">
             <w:pict>
               <v:shape w14:anchorId="5A317630" id="Straight Arrow Connector 35" o:spid="_x0000_s1026" type="#_x0000_t32" style="position:absolute;margin-left:110.25pt;margin-top:7.85pt;width:0;height:22.15pt;z-index:251708416;visibility:visible;mso-wrap-style:square;mso-wrap-distance-left:9pt;mso-wrap-distance-top:0;mso-wrap-distance-right:9pt;mso-wrap-distance-bottom:0;mso-position-horizontal:absolute;mso-position-horizontal-relative:text;mso-position-vertical:absolute;mso-position-vertical-relative:text" o:gfxdata="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" strokecolor="black [3213]" strokeweight=".5pt">
                 <v:stroke endarrow="block" joinstyle="miter"/>
@@ -2774,7 +2785,7 @@
               </wp:anchor>
             </w:drawing>
           </mc:Choice>
-          <mc:Fallback>
+          <mc:Fallback xmlns:w16cex="http://schemas.microsoft.com/office/word/2018/wordml/cex" xmlns:w16="http://schemas.microsoft.com/office/word/2018/wordml">
             <w:pict>
               <v:rect w14:anchorId="1725A8EE" id="Rectangle 20" o:spid="_x0000_s1034" style="position:absolute;margin-left:610.45pt;margin-top:4.95pt;width:148.6pt;height:41.45pt;z-index:251717632;visibility:visible;mso-wrap-style:square;mso-width-percent:0;mso-height-percent:0;mso-wrap-distance-left:9pt;mso-wrap-distance-top:0;mso-wrap-distance-right:9pt;mso-wrap-distance-bottom:0;mso-position-horizontal:absolute;mso-position-horizontal-relative:text;mso-position-vertical:absolute;mso-position-vertical-relative:text;mso-width-percent:0;mso-height-percent:0;mso-width-relative:margin;mso-height-relative:margin;v-text-anchor:middle" o:gfxdata="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" filled="f" strokecolor="black [3213]" strokeweight="1pt">
                 <v:textbox>
@@ -3073,7 +3084,7 @@
                                 <w:sz w:val="18"/>
                                 <w:szCs w:val="20"/>
                               </w:rPr>
-                              <w:t>2</w:t>
+                              <w:t>3</w:t>
                             </w:r>
                             <w:r>
                               <w:rPr>
@@ -3219,7 +3230,7 @@
                           <w:sz w:val="18"/>
                           <w:szCs w:val="20"/>
                         </w:rPr>
-                        <w:t>2</w:t>
+                        <w:t>3</w:t>
                       </w:r>
                       <w:r>
                         <w:rPr>
@@ -3436,7 +3447,7 @@
               </wp:anchor>
             </w:drawing>
           </mc:Choice>
-          <mc:Fallback>
+          <mc:Fallback xmlns:w16cex="http://schemas.microsoft.com/office/word/2018/wordml/cex" xmlns:w16="http://schemas.microsoft.com/office/word/2018/wordml">
             <w:pict>
               <v:rect w14:anchorId="57444075" id="Rectangle 5" o:spid="_x0000_s1036" style="position:absolute;margin-left:44.15pt;margin-top:3.75pt;width:148.6pt;height:41.45pt;z-index:251667456;visibility:visible;mso-wrap-style:square;mso-width-percent:0;mso-height-percent:0;mso-wrap-distance-left:9pt;mso-wrap-distance-top:0;mso-wrap-distance-right:9pt;mso-wrap-distance-bottom:0;mso-position-horizontal:absolute;mso-position-horizontal-relative:text;mso-position-vertical:absolute;mso-position-vertical-relative:text;mso-width-percent:0;mso-height-percent:0;mso-width-relative:margin;mso-height-relative:margin;v-text-anchor:middle" o:gfxdata="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" filled="f" strokecolor="black [3213]" strokeweight="1pt">
                 <v:textbox>
@@ -3629,7 +3640,7 @@
               </wp:anchor>
             </w:drawing>
           </mc:Choice>
-          <mc:Fallback>
+          <mc:Fallback xmlns:w16cex="http://schemas.microsoft.com/office/word/2018/wordml/cex" xmlns:w16="http://schemas.microsoft.com/office/word/2018/wordml">
             <w:pict>
               <v:shape w14:anchorId="230040C3" id="Straight Arrow Connector 16" o:spid="_x0000_s1026" type="#_x0000_t32" style="position:absolute;margin-left:193.95pt;margin-top:25.25pt;width:44.35pt;height:0;z-index:251683840;visibility:visible;mso-wrap-style:square;mso-wrap-distance-left:9pt;mso-wrap-distance-top:0;mso-wrap-distance-right:9pt;mso-wrap-distance-bottom:0;mso-position-horizontal:absolute;mso-position-horizontal-relative:text;mso-position-vertical:absolute;mso-position-vertical-relative:text" o:gfxdata="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" strokecolor="black [3213]" strokeweight=".5pt">
                 <v:stroke endarrow="block" joinstyle="miter"/>
@@ -3804,7 +3815,7 @@
                                 <w:sz w:val="18"/>
                                 <w:szCs w:val="20"/>
                               </w:rPr>
-                              <w:t xml:space="preserve"> )</w:t>
+                              <w:t>)</w:t>
                             </w:r>
                           </w:p>
                         </w:txbxContent>
@@ -3932,16 +3943,27 @@
                           <w:sz w:val="18"/>
                           <w:szCs w:val="20"/>
                         </w:rPr>
-                        <w:t xml:space="preserve"> 3</w:t>
-                      </w:r>
-                      <w:r>
-                        <w:rPr>
-                          <w:rFonts w:ascii="Arial" w:hAnsi="Arial" w:cs="Arial"/>
-                          <w:color w:val="000000" w:themeColor="text1"/>
-                          <w:sz w:val="18"/>
-                          <w:szCs w:val="20"/>
-                        </w:rPr>
-                        <w:t xml:space="preserve"> )</w:t>
+                        <w:t xml:space="preserve"> </w:t>
+                      </w:r>
+                      <w:r>
+                        <w:rPr>
+                          <w:rFonts w:ascii="Arial" w:hAnsi="Arial" w:cs="Arial"/>
+                          <w:color w:val="000000" w:themeColor="text1"/>
+                          <w:sz w:val="18"/>
+                          <w:szCs w:val="20"/>
+                        </w:rPr>
+                        <w:t>3</w:t>
+                      </w:r>
+                      <w:bookmarkStart w:id="1" w:name="_GoBack"/>
+                      <w:bookmarkEnd w:id="1"/>
+                      <w:r>
+                        <w:rPr>
+                          <w:rFonts w:ascii="Arial" w:hAnsi="Arial" w:cs="Arial"/>
+                          <w:color w:val="000000" w:themeColor="text1"/>
+                          <w:sz w:val="18"/>
+                          <w:szCs w:val="20"/>
+                        </w:rPr>
+                        <w:t>)</w:t>
                       </w:r>
                     </w:p>
                   </w:txbxContent>
@@ -4016,7 +4038,7 @@
               </wp:anchor>
             </w:drawing>
           </mc:Choice>
-          <mc:Fallback>
+          <mc:Fallback xmlns:w16cex="http://schemas.microsoft.com/office/word/2018/wordml/cex" xmlns:w16="http://schemas.microsoft.com/office/word/2018/wordml">
             <w:pict>
               <v:shape w14:anchorId="42329332" id="Straight Arrow Connector 21" o:spid="_x0000_s1026" type="#_x0000_t32" style="position:absolute;margin-left:564.8pt;margin-top:12.55pt;width:44.35pt;height:0;z-index:251718656;visibility:visible;mso-wrap-style:square;mso-wrap-distance-left:9pt;mso-wrap-distance-top:0;mso-wrap-distance-right:9pt;mso-wrap-distance-bottom:0;mso-position-horizontal:absolute;mso-position-horizontal-relative:text;mso-position-vertical:absolute;mso-position-vertical-relative:text" o:gfxdata="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" strokecolor="black [3213]" strokeweight=".5pt">
                 <v:stroke endarrow="block" joinstyle="miter"/>
@@ -4147,7 +4169,7 @@
               </wp:anchor>
             </w:drawing>
           </mc:Choice>
-          <mc:Fallback>
+          <mc:Fallback xmlns:w16cex="http://schemas.microsoft.com/office/word/2018/wordml/cex" xmlns:w16="http://schemas.microsoft.com/office/word/2018/wordml">
             <w:pict>
               <v:shape w14:anchorId="057AAEFF" id="Flowchart: Alternate Process 32" o:spid="_x0000_s1038" type="#_x0000_t176" style="position:absolute;margin-left:-91.4pt;margin-top:11.05pt;width:219.5pt;height:20.7pt;rotation:-90;z-index:251703296;visibility:visible;mso-wrap-style:square;mso-width-percent:0;mso-height-percent:0;mso-wrap-distance-left:9pt;mso-wrap-distance-top:0;mso-wrap-distance-right:9pt;mso-wrap-distance-bottom:0;mso-position-horizontal:absolute;mso-position-horizontal-relative:text;mso-position-vertical:absolute;mso-position-vertical-relative:text;mso-width-percent:0;mso-height-percent:0;mso-width-relative:margin;mso-height-relative:margin;v-text-anchor:middle" o:gfxdata="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" fillcolor="#9cc2e5 [1944]" strokecolor="black [3213]" strokeweight="1pt">
                 <v:textbox>
@@ -4259,7 +4281,7 @@
               </wp:anchor>
             </w:drawing>
           </mc:Choice>
-          <mc:Fallback>
+          <mc:Fallback xmlns:w16cex="http://schemas.microsoft.com/office/word/2018/wordml/cex" xmlns:w16="http://schemas.microsoft.com/office/word/2018/wordml">
             <w:pict>
               <v:shape w14:anchorId="194995C7" id="Straight Arrow Connector 22" o:spid="_x0000_s1026" type="#_x0000_t32" style="position:absolute;margin-left:487.5pt;margin-top:5.2pt;width:0;height:22.15pt;z-index:251720704;visibility:visible;mso-wrap-style:square;mso-wrap-distance-left:9pt;mso-wrap-distance-top:0;mso-wrap-distance-right:9pt;mso-wrap-distance-bottom:0;mso-position-horizontal:absolute;mso-position-horizontal-relative:text;mso-position-vertical:absolute;mso-position-vertical-relative:text" o:gfxdata="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" strokecolor="black [3213]" strokeweight=".5pt">
                 <v:stroke endarrow="block" joinstyle="miter"/>
@@ -4328,7 +4350,7 @@
               </wp:anchor>
             </w:drawing>
           </mc:Choice>
-          <mc:Fallback>
+          <mc:Fallback xmlns:w16cex="http://schemas.microsoft.com/office/word/2018/wordml/cex" xmlns:w16="http://schemas.microsoft.com/office/word/2018/wordml">
             <w:pict>
               <v:shape w14:anchorId="191C8AAB" id="Straight Arrow Connector 36" o:spid="_x0000_s1026" type="#_x0000_t32" style="position:absolute;margin-left:111pt;margin-top:4.45pt;width:0;height:22.15pt;z-index:251710464;visibility:visible;mso-wrap-style:square;mso-wrap-distance-left:9pt;mso-wrap-distance-top:0;mso-wrap-distance-right:9pt;mso-wrap-distance-bottom:0;mso-position-horizontal:absolute;mso-position-horizontal-relative:text;mso-position-vertical:absolute;mso-position-vertical-relative:text" o:gfxdata="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" strokecolor="black [3213]" strokeweight=".5pt">
                 <v:stroke endarrow="block" joinstyle="miter"/>
@@ -4484,16 +4506,16 @@
                                 <w:sz w:val="18"/>
                                 <w:szCs w:val="20"/>
                               </w:rPr>
-                              <w:t xml:space="preserve"> 5</w:t>
-                            </w:r>
-                            <w:r>
-                              <w:rPr>
-                                <w:rFonts w:ascii="Arial" w:hAnsi="Arial" w:cs="Arial"/>
-                                <w:color w:val="000000" w:themeColor="text1"/>
-                                <w:sz w:val="18"/>
-                                <w:szCs w:val="20"/>
-                              </w:rPr>
-                              <w:t>6</w:t>
+                              <w:t xml:space="preserve"> </w:t>
+                            </w:r>
+                            <w:r>
+                              <w:rPr>
+                                <w:rFonts w:ascii="Arial" w:hAnsi="Arial" w:cs="Arial"/>
+                                <w:color w:val="000000" w:themeColor="text1"/>
+                                <w:sz w:val="18"/>
+                                <w:szCs w:val="20"/>
+                              </w:rPr>
+                              <w:t>60</w:t>
                             </w:r>
                           </w:p>
                           <w:p>
@@ -4673,7 +4695,16 @@
                                 <w:sz w:val="18"/>
                                 <w:szCs w:val="20"/>
                               </w:rPr>
-                              <w:t>24</w:t>
+                              <w:t>2</w:t>
+                            </w:r>
+                            <w:r>
+                              <w:rPr>
+                                <w:rFonts w:ascii="Arial" w:hAnsi="Arial" w:cs="Arial"/>
+                                <w:color w:val="000000" w:themeColor="text1"/>
+                                <w:sz w:val="18"/>
+                                <w:szCs w:val="20"/>
+                              </w:rPr>
+                              <w:t>5</w:t>
                             </w:r>
                             <w:r>
                               <w:rPr>
@@ -4730,7 +4761,16 @@
                                 <w:sz w:val="18"/>
                                 <w:szCs w:val="20"/>
                               </w:rPr>
-                              <w:t>12</w:t>
+                              <w:t>1</w:t>
+                            </w:r>
+                            <w:r>
+                              <w:rPr>
+                                <w:rFonts w:ascii="Arial" w:hAnsi="Arial" w:cs="Arial"/>
+                                <w:color w:val="000000" w:themeColor="text1"/>
+                                <w:sz w:val="18"/>
+                                <w:szCs w:val="20"/>
+                              </w:rPr>
+                              <w:t>4</w:t>
                             </w:r>
                             <w:r>
                               <w:rPr>
@@ -4760,7 +4800,25 @@
                                 <w:sz w:val="18"/>
                                 <w:szCs w:val="20"/>
                               </w:rPr>
-                              <w:t>Data not available (n = 2)</w:t>
+                              <w:t xml:space="preserve">Data not available (n = </w:t>
+                            </w:r>
+                            <w:r>
+                              <w:rPr>
+                                <w:rFonts w:ascii="Arial" w:hAnsi="Arial" w:cs="Arial"/>
+                                <w:color w:val="000000" w:themeColor="text1"/>
+                                <w:sz w:val="18"/>
+                                <w:szCs w:val="20"/>
+                              </w:rPr>
+                              <w:t>3</w:t>
+                            </w:r>
+                            <w:r>
+                              <w:rPr>
+                                <w:rFonts w:ascii="Arial" w:hAnsi="Arial" w:cs="Arial"/>
+                                <w:color w:val="000000" w:themeColor="text1"/>
+                                <w:sz w:val="18"/>
+                                <w:szCs w:val="20"/>
+                              </w:rPr>
+                              <w:t>)</w:t>
                             </w:r>
                           </w:p>
                           <w:p>
@@ -4880,16 +4938,16 @@
                           <w:sz w:val="18"/>
                           <w:szCs w:val="20"/>
                         </w:rPr>
-                        <w:t xml:space="preserve"> 5</w:t>
-                      </w:r>
-                      <w:r>
-                        <w:rPr>
-                          <w:rFonts w:ascii="Arial" w:hAnsi="Arial" w:cs="Arial"/>
-                          <w:color w:val="000000" w:themeColor="text1"/>
-                          <w:sz w:val="18"/>
-                          <w:szCs w:val="20"/>
-                        </w:rPr>
-                        <w:t>6</w:t>
+                        <w:t xml:space="preserve"> </w:t>
+                      </w:r>
+                      <w:r>
+                        <w:rPr>
+                          <w:rFonts w:ascii="Arial" w:hAnsi="Arial" w:cs="Arial"/>
+                          <w:color w:val="000000" w:themeColor="text1"/>
+                          <w:sz w:val="18"/>
+                          <w:szCs w:val="20"/>
+                        </w:rPr>
+                        <w:t>60</w:t>
                       </w:r>
                     </w:p>
                     <w:p>
@@ -5069,7 +5127,16 @@
                           <w:sz w:val="18"/>
                           <w:szCs w:val="20"/>
                         </w:rPr>
-                        <w:t>24</w:t>
+                        <w:t>2</w:t>
+                      </w:r>
+                      <w:r>
+                        <w:rPr>
+                          <w:rFonts w:ascii="Arial" w:hAnsi="Arial" w:cs="Arial"/>
+                          <w:color w:val="000000" w:themeColor="text1"/>
+                          <w:sz w:val="18"/>
+                          <w:szCs w:val="20"/>
+                        </w:rPr>
+                        <w:t>5</w:t>
                       </w:r>
                       <w:r>
                         <w:rPr>
@@ -5126,7 +5193,16 @@
                           <w:sz w:val="18"/>
                           <w:szCs w:val="20"/>
                         </w:rPr>
-                        <w:t>12</w:t>
+                        <w:t>1</w:t>
+                      </w:r>
+                      <w:r>
+                        <w:rPr>
+                          <w:rFonts w:ascii="Arial" w:hAnsi="Arial" w:cs="Arial"/>
+                          <w:color w:val="000000" w:themeColor="text1"/>
+                          <w:sz w:val="18"/>
+                          <w:szCs w:val="20"/>
+                        </w:rPr>
+                        <w:t>4</w:t>
                       </w:r>
                       <w:r>
                         <w:rPr>
@@ -5156,7 +5232,25 @@
                           <w:sz w:val="18"/>
                           <w:szCs w:val="20"/>
                         </w:rPr>
-                        <w:t>Data not available (n = 2)</w:t>
+                        <w:t xml:space="preserve">Data not available (n = </w:t>
+                      </w:r>
+                      <w:r>
+                        <w:rPr>
+                          <w:rFonts w:ascii="Arial" w:hAnsi="Arial" w:cs="Arial"/>
+                          <w:color w:val="000000" w:themeColor="text1"/>
+                          <w:sz w:val="18"/>
+                          <w:szCs w:val="20"/>
+                        </w:rPr>
+                        <w:t>3</w:t>
+                      </w:r>
+                      <w:r>
+                        <w:rPr>
+                          <w:rFonts w:ascii="Arial" w:hAnsi="Arial" w:cs="Arial"/>
+                          <w:color w:val="000000" w:themeColor="text1"/>
+                          <w:sz w:val="18"/>
+                          <w:szCs w:val="20"/>
+                        </w:rPr>
+                        <w:t>)</w:t>
                       </w:r>
                     </w:p>
                     <w:p>
@@ -5344,7 +5438,7 @@
                                 <w:sz w:val="18"/>
                                 <w:szCs w:val="20"/>
                               </w:rPr>
-                              <w:t>2</w:t>
+                              <w:t>3</w:t>
                             </w:r>
                             <w:r>
                               <w:rPr>
@@ -5490,7 +5584,7 @@
                           <w:sz w:val="18"/>
                           <w:szCs w:val="20"/>
                         </w:rPr>
-                        <w:t>2</w:t>
+                        <w:t>3</w:t>
                       </w:r>
                       <w:r>
                         <w:rPr>
@@ -5681,7 +5775,7 @@
               </wp:anchor>
             </w:drawing>
           </mc:Choice>
-          <mc:Fallback>
+          <mc:Fallback xmlns:w16cex="http://schemas.microsoft.com/office/word/2018/wordml/cex" xmlns:w16="http://schemas.microsoft.com/office/word/2018/wordml">
             <w:pict>
               <v:rect w14:anchorId="22C4B658" id="Rectangle 12" o:spid="_x0000_s1041" style="position:absolute;margin-left:610.7pt;margin-top:2.35pt;width:148.6pt;height:87pt;z-index:251676672;visibility:visible;mso-wrap-style:square;mso-width-percent:0;mso-height-percent:0;mso-wrap-distance-left:9pt;mso-wrap-distance-top:0;mso-wrap-distance-right:9pt;mso-wrap-distance-bottom:0;mso-position-horizontal:absolute;mso-position-horizontal-relative:text;mso-position-vertical:absolute;mso-position-vertical-relative:text;mso-width-percent:0;mso-height-percent:0;mso-width-relative:margin;mso-height-relative:margin;v-text-anchor:middle" o:gfxdata="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" filled="f" strokecolor="black [3213]" strokeweight="1pt">
                 <v:textbox>
@@ -5848,7 +5942,7 @@
               </wp:anchor>
             </w:drawing>
           </mc:Choice>
-          <mc:Fallback>
+          <mc:Fallback xmlns:w16cex="http://schemas.microsoft.com/office/word/2018/wordml/cex" xmlns:w16="http://schemas.microsoft.com/office/word/2018/wordml">
             <w:pict>
               <v:shape w14:anchorId="626ACBC8" id="Straight Arrow Connector 17" o:spid="_x0000_s1026" type="#_x0000_t32" style="position:absolute;margin-left:195pt;margin-top:23.2pt;width:44.35pt;height:0;z-index:251685888;visibility:visible;mso-wrap-style:square;mso-wrap-distance-left:9pt;mso-wrap-distance-top:0;mso-wrap-distance-right:9pt;mso-wrap-distance-bottom:0;mso-position-horizontal:absolute;mso-position-horizontal-relative:text;mso-position-vertical:absolute;mso-position-vertical-relative:text" o:gfxdata="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" strokecolor="black [3213]" strokeweight=".5pt">
                 <v:stroke endarrow="block" joinstyle="miter"/>
@@ -6016,6 +6110,7 @@
                               </w:rPr>
                               <w:t xml:space="preserve"> </w:t>
                             </w:r>
+                            <w:proofErr w:type="gramStart"/>
                             <w:r>
                               <w:rPr>
                                 <w:rFonts w:ascii="Arial" w:hAnsi="Arial" w:cs="Arial"/>
@@ -6034,6 +6129,7 @@
                               </w:rPr>
                               <w:t xml:space="preserve"> )</w:t>
                             </w:r>
+                            <w:proofErr w:type="gramEnd"/>
                           </w:p>
                         </w:txbxContent>
                       </wps:txbx>
@@ -6055,7 +6151,7 @@
               </wp:anchor>
             </w:drawing>
           </mc:Choice>
-          <mc:Fallback>
+          <mc:Fallback xmlns:w16cex="http://schemas.microsoft.com/office/word/2018/wordml/cex" xmlns:w16="http://schemas.microsoft.com/office/word/2018/wordml">
             <w:pict>
               <v:rect w14:anchorId="256BB765" id="Rectangle 8" o:spid="_x0000_s1042" style="position:absolute;margin-left:44.25pt;margin-top:1.05pt;width:148.6pt;height:41.45pt;z-index:251670528;visibility:visible;mso-wrap-style:square;mso-width-percent:0;mso-height-percent:0;mso-wrap-distance-left:9pt;mso-wrap-distance-top:0;mso-wrap-distance-right:9pt;mso-wrap-distance-bottom:0;mso-position-horizontal:absolute;mso-position-horizontal-relative:text;mso-position-vertical:absolute;mso-position-vertical-relative:text;mso-width-percent:0;mso-height-percent:0;mso-width-relative:margin;mso-height-relative:margin;v-text-anchor:middle" o:gfxdata="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" filled="f" strokecolor="black [3213]" strokeweight="1pt">
                 <v:textbox>
@@ -6253,7 +6349,7 @@
               </wp:anchor>
             </w:drawing>
           </mc:Choice>
-          <mc:Fallback>
+          <mc:Fallback xmlns:w16cex="http://schemas.microsoft.com/office/word/2018/wordml/cex" xmlns:w16="http://schemas.microsoft.com/office/word/2018/wordml">
             <w:pict>
               <v:shapetype w14:anchorId="44540207" id="_x0000_t32" coordsize="21600,21600" o:spt="32" o:oned="t" path="m,l21600,21600e" filled="f">
                 <v:path arrowok="t" fillok="f" o:connecttype="none"/>
@@ -6344,7 +6440,7 @@
               </wp:anchor>
             </w:drawing>
           </mc:Choice>
-          <mc:Fallback>
+          <mc:Fallback xmlns:w16cex="http://schemas.microsoft.com/office/word/2018/wordml/cex" xmlns:w16="http://schemas.microsoft.com/office/word/2018/wordml">
             <w:pict>
               <v:shapetype w14:anchorId="05EF3F0B" id="_x0000_t34" coordsize="21600,21600" o:spt="34" o:oned="t" adj="10800" path="m,l@0,0@0,21600,21600,21600e" filled="f">
                 <v:stroke joinstyle="miter"/>
@@ -6424,7 +6520,7 @@
               </wp:anchor>
             </w:drawing>
           </mc:Choice>
-          <mc:Fallback>
+          <mc:Fallback xmlns:w16cex="http://schemas.microsoft.com/office/word/2018/wordml/cex" xmlns:w16="http://schemas.microsoft.com/office/word/2018/wordml">
             <w:pict>
               <v:shapetype w14:anchorId="34EF4B68" id="_x0000_t32" coordsize="21600,21600" o:spt="32" o:oned="t" path="m,l21600,21600e" filled="f">
                 <v:path arrowok="t" fillok="f" o:connecttype="none"/>
@@ -6578,7 +6674,16 @@
                                 <w:sz w:val="18"/>
                                 <w:szCs w:val="20"/>
                               </w:rPr>
-                              <w:t>41</w:t>
+                              <w:t>3</w:t>
+                            </w:r>
+                            <w:r>
+                              <w:rPr>
+                                <w:rFonts w:ascii="Arial" w:hAnsi="Arial" w:cs="Arial"/>
+                                <w:color w:val="000000" w:themeColor="text1"/>
+                                <w:sz w:val="18"/>
+                                <w:szCs w:val="20"/>
+                              </w:rPr>
+                              <w:t>8</w:t>
                             </w:r>
                             <w:r>
                               <w:rPr>
@@ -6636,7 +6741,17 @@
                                 <w:sz w:val="18"/>
                                 <w:szCs w:val="20"/>
                               </w:rPr>
-                              <w:t>n =</w:t>
+                              <w:t xml:space="preserve">n </w:t>
+                            </w:r>
+                            <w:proofErr w:type="gramStart"/>
+                            <w:r>
+                              <w:rPr>
+                                <w:rFonts w:ascii="Arial" w:hAnsi="Arial" w:cs="Arial"/>
+                                <w:color w:val="000000" w:themeColor="text1"/>
+                                <w:sz w:val="18"/>
+                                <w:szCs w:val="20"/>
+                              </w:rPr>
+                              <w:t>=</w:t>
                             </w:r>
                             <w:r>
                               <w:rPr>
@@ -6647,6 +6762,7 @@
                               </w:rPr>
                               <w:t xml:space="preserve"> )</w:t>
                             </w:r>
+                            <w:proofErr w:type="gramEnd"/>
                           </w:p>
                         </w:txbxContent>
                       </wps:txbx>
@@ -6737,7 +6853,16 @@
                           <w:sz w:val="18"/>
                           <w:szCs w:val="20"/>
                         </w:rPr>
-                        <w:t>41</w:t>
+                        <w:t>3</w:t>
+                      </w:r>
+                      <w:r>
+                        <w:rPr>
+                          <w:rFonts w:ascii="Arial" w:hAnsi="Arial" w:cs="Arial"/>
+                          <w:color w:val="000000" w:themeColor="text1"/>
+                          <w:sz w:val="18"/>
+                          <w:szCs w:val="20"/>
+                        </w:rPr>
+                        <w:t>8</w:t>
                       </w:r>
                       <w:r>
                         <w:rPr>
@@ -6795,7 +6920,17 @@
                           <w:sz w:val="18"/>
                           <w:szCs w:val="20"/>
                         </w:rPr>
-                        <w:t>n =</w:t>
+                        <w:t xml:space="preserve">n </w:t>
+                      </w:r>
+                      <w:proofErr w:type="gramStart"/>
+                      <w:r>
+                        <w:rPr>
+                          <w:rFonts w:ascii="Arial" w:hAnsi="Arial" w:cs="Arial"/>
+                          <w:color w:val="000000" w:themeColor="text1"/>
+                          <w:sz w:val="18"/>
+                          <w:szCs w:val="20"/>
+                        </w:rPr>
+                        <w:t>=</w:t>
                       </w:r>
                       <w:r>
                         <w:rPr>
@@ -6806,6 +6941,7 @@
                         </w:rPr>
                         <w:t xml:space="preserve"> )</w:t>
                       </w:r>
+                      <w:proofErr w:type="gramEnd"/>
                     </w:p>
                   </w:txbxContent>
                 </v:textbox>
@@ -6924,7 +7060,7 @@
               </wp:anchor>
             </w:drawing>
           </mc:Choice>
-          <mc:Fallback>
+          <mc:Fallback xmlns:w16cex="http://schemas.microsoft.com/office/word/2018/wordml/cex" xmlns:w16="http://schemas.microsoft.com/office/word/2018/wordml">
             <w:pict>
               <v:shape w14:anchorId="291789E9" id="Flowchart: Alternate Process 33" o:spid="_x0000_s1044" type="#_x0000_t176" style="position:absolute;margin-left:-10.5pt;margin-top:13.45pt;width:60.2pt;height:20.7pt;rotation:-90;z-index:251705344;visibility:visible;mso-wrap-style:square;mso-width-percent:0;mso-height-percent:0;mso-wrap-distance-left:9pt;mso-wrap-distance-top:0;mso-wrap-distance-right:9pt;mso-wrap-distance-bottom:0;mso-position-horizontal:absolute;mso-position-horizontal-relative:text;mso-position-vertical:absolute;mso-position-vertical-relative:text;mso-width-percent:0;mso-height-percent:0;mso-width-relative:margin;mso-height-relative:margin;v-text-anchor:middle" o:gfxdata="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" fillcolor="#9cc2e5 [1944]" strokecolor="black [3213]" strokeweight="1pt">
                 <v:textbox>
@@ -6974,6 +7110,8 @@
       <w:pPr>
         <w:spacing w:after="0" w:line="240" w:lineRule="auto"/>
       </w:pPr>
+      <w:bookmarkStart w:id="0" w:name="_GoBack"/>
+      <w:bookmarkEnd w:id="0"/>
     </w:p>
     <w:p>
       <w:pPr>
@@ -7028,8 +7166,6 @@
         </w:rPr>
         <w:t>If automation tools were used, indicate how many records were excluded by a human and how many were excluded by automation tools.</w:t>
       </w:r>
-      <w:bookmarkStart w:id="0" w:name="_GoBack"/>
-      <w:bookmarkEnd w:id="0"/>
     </w:p>
     <w:p>
       <w:pPr>
@@ -7057,7 +7193,97 @@
           <w:sz w:val="18"/>
           <w:szCs w:val="18"/>
         </w:rPr>
-        <w:t xml:space="preserve"> Page MJ, McKenzie JE, Bossuyt PM, Boutron I, Hoffmann TC, Mulrow CD, et al. The PRISMA 2020 statement: an updated guideline for reporting systematic reviews. BMJ 2021;372:n71. doi: 10.1136/bmj.n71</w:t>
+        <w:t xml:space="preserve"> Page MJ, McKenzie JE, </w:t>
+      </w:r>
+      <w:proofErr w:type="spellStart"/>
+      <w:r>
+        <w:rPr>
+          <w:rFonts w:ascii="Arial" w:hAnsi="Arial" w:cs="Arial"/>
+          <w:sz w:val="18"/>
+          <w:szCs w:val="18"/>
+        </w:rPr>
+        <w:t>Bossuyt</w:t>
+      </w:r>
+      <w:proofErr w:type="spellEnd"/>
+      <w:r>
+        <w:rPr>
+          <w:rFonts w:ascii="Arial" w:hAnsi="Arial" w:cs="Arial"/>
+          <w:sz w:val="18"/>
+          <w:szCs w:val="18"/>
+        </w:rPr>
+        <w:t xml:space="preserve"> PM, </w:t>
+      </w:r>
+      <w:proofErr w:type="spellStart"/>
+      <w:r>
+        <w:rPr>
+          <w:rFonts w:ascii="Arial" w:hAnsi="Arial" w:cs="Arial"/>
+          <w:sz w:val="18"/>
+          <w:szCs w:val="18"/>
+        </w:rPr>
+        <w:t>Boutron</w:t>
+      </w:r>
+      <w:proofErr w:type="spellEnd"/>
+      <w:r>
+        <w:rPr>
+          <w:rFonts w:ascii="Arial" w:hAnsi="Arial" w:cs="Arial"/>
+          <w:sz w:val="18"/>
+          <w:szCs w:val="18"/>
+        </w:rPr>
+        <w:t xml:space="preserve"> I, Hoffmann TC, Mulrow CD, et al. The PRISMA 2020 statement: an updated guideline for reporting systematic reviews. BMJ 2021;</w:t>
+      </w:r>
+      <w:proofErr w:type="gramStart"/>
+      <w:r>
+        <w:rPr>
+          <w:rFonts w:ascii="Arial" w:hAnsi="Arial" w:cs="Arial"/>
+          <w:sz w:val="18"/>
+          <w:szCs w:val="18"/>
+        </w:rPr>
+        <w:t>372:n</w:t>
+      </w:r>
+      <w:proofErr w:type="gramEnd"/>
+      <w:r>
+        <w:rPr>
+          <w:rFonts w:ascii="Arial" w:hAnsi="Arial" w:cs="Arial"/>
+          <w:sz w:val="18"/>
+          <w:szCs w:val="18"/>
+        </w:rPr>
+        <w:t xml:space="preserve">71. </w:t>
+      </w:r>
+      <w:proofErr w:type="spellStart"/>
+      <w:r>
+        <w:rPr>
+          <w:rFonts w:ascii="Arial" w:hAnsi="Arial" w:cs="Arial"/>
+          <w:sz w:val="18"/>
+          <w:szCs w:val="18"/>
+        </w:rPr>
+        <w:t>doi</w:t>
+      </w:r>
+      <w:proofErr w:type="spellEnd"/>
+      <w:r>
+        <w:rPr>
+          <w:rFonts w:ascii="Arial" w:hAnsi="Arial" w:cs="Arial"/>
+          <w:sz w:val="18"/>
+          <w:szCs w:val="18"/>
+        </w:rPr>
+        <w:t>: 10.1136/</w:t>
+      </w:r>
+      <w:proofErr w:type="gramStart"/>
+      <w:r>
+        <w:rPr>
+          <w:rFonts w:ascii="Arial" w:hAnsi="Arial" w:cs="Arial"/>
+          <w:sz w:val="18"/>
+          <w:szCs w:val="18"/>
+        </w:rPr>
+        <w:t>bmj.n</w:t>
+      </w:r>
+      <w:proofErr w:type="gramEnd"/>
+      <w:r>
+        <w:rPr>
+          <w:rFonts w:ascii="Arial" w:hAnsi="Arial" w:cs="Arial"/>
+          <w:sz w:val="18"/>
+          <w:szCs w:val="18"/>
+        </w:rPr>
+        <w:t>71</w:t>
       </w:r>
       <w:r>
         <w:rPr>
@@ -7115,7 +7341,7 @@
 </file>
 
 <file path=word/endnotes.xml><?xml version="1.0" encoding="utf-8"?>
-<w:endnotes xmlns:wpc="http://schemas.microsoft.com/office/word/2010/wordprocessingCanvas" xmlns:cx="http://schemas.microsoft.com/office/drawing/2014/chartex" xmlns:cx1="http://schemas.microsoft.com/office/drawing/2015/9/8/chartex" xmlns:cx2="http://schemas.microsoft.com/office/drawing/2015/10/21/chartex" xmlns:cx3="http://schemas.microsoft.com/office/drawing/2016/5/9/chartex" xmlns:cx4="http://schemas.microsoft.com/office/drawing/2016/5/10/chartex" xmlns:cx5="http://schemas.microsoft.com/office/drawing/2016/5/11/chartex" xmlns:cx6="http://schemas.microsoft.com/office/drawing/2016/5/12/chartex" xmlns:cx7="http://schemas.microsoft.com/office/drawing/2016/5/13/chartex" xmlns:cx8="http://schemas.microsoft.com/office/drawing/2016/5/14/chartex" xmlns:mc="http://schemas.openxmlformats.org/markup-compatibility/2006" xmlns:aink="http://schemas.microsoft.com/office/drawing/2016/ink" xmlns:am3d="http://schemas.microsoft.com/office/drawing/2017/model3d" xmlns:o="urn:schemas-microsoft-com:office:office" xmlns:r="http://schemas.openxmlformats.org/officeDocument/2006/relationships" xmlns:m="http://schemas.openxmlformats.org/officeDocument/2006/math" xmlns:v="urn:schemas-microsoft-com:vml" xmlns:wp14="http://schemas.microsoft.com/office/word/2010/wordprocessingDrawing" xmlns:wp="http://schemas.openxmlformats.org/drawingml/2006/wordprocessingDrawing" xmlns:w10="urn:schemas-microsoft-com:office:word" xmlns:w="http://schemas.openxmlformats.org/wordprocessingml/2006/main" xmlns:w14="http://schemas.microsoft.com/office/word/2010/wordml" xmlns:w15="http://schemas.microsoft.com/office/word/2012/wordml" xmlns:w16cex="http://schemas.microsoft.com/office/word/2018/wordml/cex" xmlns:w16cid="http://schemas.microsoft.com/office/word/2016/wordml/cid" xmlns:w16="http://schemas.microsoft.com/office/word/2018/wordml" xmlns:w16se="http://schemas.microsoft.com/office/word/2015/wordml/symex" xmlns:wpg="http://schemas.microsoft.com/office/word/2010/wordprocessingGroup" xmlns:wpi="http://schemas.microsoft.com/office/word/2010/wordprocessingInk" xmlns:wne="http://schemas.microsoft.com/office/word/2006/wordml" xmlns:wps="http://schemas.microsoft.com/office/word/2010/wordprocessingShape" mc:Ignorable="w14 w15 w16se w16cid w16 w16cex wp14">
+<w:endnotes xmlns:wpc="http://schemas.microsoft.com/office/word/2010/wordprocessingCanvas" xmlns:cx="http://schemas.microsoft.com/office/drawing/2014/chartex" xmlns:cx1="http://schemas.microsoft.com/office/drawing/2015/9/8/chartex" xmlns:cx2="http://schemas.microsoft.com/office/drawing/2015/10/21/chartex" xmlns:cx3="http://schemas.microsoft.com/office/drawing/2016/5/9/chartex" xmlns:cx4="http://schemas.microsoft.com/office/drawing/2016/5/10/chartex" xmlns:cx5="http://schemas.microsoft.com/office/drawing/2016/5/11/chartex" xmlns:cx6="http://schemas.microsoft.com/office/drawing/2016/5/12/chartex" xmlns:cx7="http://schemas.microsoft.com/office/drawing/2016/5/13/chartex" xmlns:cx8="http://schemas.microsoft.com/office/drawing/2016/5/14/chartex" xmlns:mc="http://schemas.openxmlformats.org/markup-compatibility/2006" xmlns:aink="http://schemas.microsoft.com/office/drawing/2016/ink" xmlns:am3d="http://schemas.microsoft.com/office/drawing/2017/model3d" xmlns:o="urn:schemas-microsoft-com:office:office" xmlns:r="http://schemas.openxmlformats.org/officeDocument/2006/relationships" xmlns:m="http://schemas.openxmlformats.org/officeDocument/2006/math" xmlns:v="urn:schemas-microsoft-com:vml" xmlns:wp14="http://schemas.microsoft.com/office/word/2010/wordprocessingDrawing" xmlns:wp="http://schemas.openxmlformats.org/drawingml/2006/wordprocessingDrawing" xmlns:w10="urn:schemas-microsoft-com:office:word" xmlns:w="http://schemas.openxmlformats.org/wordprocessingml/2006/main" xmlns:w14="http://schemas.microsoft.com/office/word/2010/wordml" xmlns:w15="http://schemas.microsoft.com/office/word/2012/wordml" xmlns:w16cid="http://schemas.microsoft.com/office/word/2016/wordml/cid" xmlns:w16se="http://schemas.microsoft.com/office/word/2015/wordml/symex" xmlns:wpg="http://schemas.microsoft.com/office/word/2010/wordprocessingGroup" xmlns:wpi="http://schemas.microsoft.com/office/word/2010/wordprocessingInk" xmlns:wne="http://schemas.microsoft.com/office/word/2006/wordml" xmlns:wps="http://schemas.microsoft.com/office/word/2010/wordprocessingShape" mc:Ignorable="w14 w15 w16se w16cid wp14">
   <w:endnote w:type="separator" w:id="-1">
     <w:p>
       <w:pPr>
@@ -7140,7 +7366,7 @@
 </file>
 
 <file path=word/footer1.xml><?xml version="1.0" encoding="utf-8"?>
-<w:ftr xmlns:wpc="http://schemas.microsoft.com/office/word/2010/wordprocessingCanvas" xmlns:cx="http://schemas.microsoft.com/office/drawing/2014/chartex" xmlns:cx1="http://schemas.microsoft.com/office/drawing/2015/9/8/chartex" xmlns:cx2="http://schemas.microsoft.com/office/drawing/2015/10/21/chartex" xmlns:cx3="http://schemas.microsoft.com/office/drawing/2016/5/9/chartex" xmlns:cx4="http://schemas.microsoft.com/office/drawing/2016/5/10/chartex" xmlns:cx5="http://schemas.microsoft.com/office/drawing/2016/5/11/chartex" xmlns:cx6="http://schemas.microsoft.com/office/drawing/2016/5/12/chartex" xmlns:cx7="http://schemas.microsoft.com/office/drawing/2016/5/13/chartex" xmlns:cx8="http://schemas.microsoft.com/office/drawing/2016/5/14/chartex" xmlns:mc="http://schemas.openxmlformats.org/markup-compatibility/2006" xmlns:aink="http://schemas.microsoft.com/office/drawing/2016/ink" xmlns:am3d="http://schemas.microsoft.com/office/drawing/2017/model3d" xmlns:o="urn:schemas-microsoft-com:office:office" xmlns:r="http://schemas.openxmlformats.org/officeDocument/2006/relationships" xmlns:m="http://schemas.openxmlformats.org/officeDocument/2006/math" xmlns:v="urn:schemas-microsoft-com:vml" xmlns:wp14="http://schemas.microsoft.com/office/word/2010/wordprocessingDrawing" xmlns:wp="http://schemas.openxmlformats.org/drawingml/2006/wordprocessingDrawing" xmlns:w10="urn:schemas-microsoft-com:office:word" xmlns:w="http://schemas.openxmlformats.org/wordprocessingml/2006/main" xmlns:w14="http://schemas.microsoft.com/office/word/2010/wordml" xmlns:w15="http://schemas.microsoft.com/office/word/2012/wordml" xmlns:w16cex="http://schemas.microsoft.com/office/word/2018/wordml/cex" xmlns:w16cid="http://schemas.microsoft.com/office/word/2016/wordml/cid" xmlns:w16="http://schemas.microsoft.com/office/word/2018/wordml" xmlns:w16se="http://schemas.microsoft.com/office/word/2015/wordml/symex" xmlns:wpg="http://schemas.microsoft.com/office/word/2010/wordprocessingGroup" xmlns:wpi="http://schemas.microsoft.com/office/word/2010/wordprocessingInk" xmlns:wne="http://schemas.microsoft.com/office/word/2006/wordml" xmlns:wps="http://schemas.microsoft.com/office/word/2010/wordprocessingShape" mc:Ignorable="w14 w15 w16se w16cid w16 w16cex wp14">
+<w:ftr xmlns:wpc="http://schemas.microsoft.com/office/word/2010/wordprocessingCanvas" xmlns:cx="http://schemas.microsoft.com/office/drawing/2014/chartex" xmlns:cx1="http://schemas.microsoft.com/office/drawing/2015/9/8/chartex" xmlns:cx2="http://schemas.microsoft.com/office/drawing/2015/10/21/chartex" xmlns:cx3="http://schemas.microsoft.com/office/drawing/2016/5/9/chartex" xmlns:cx4="http://schemas.microsoft.com/office/drawing/2016/5/10/chartex" xmlns:cx5="http://schemas.microsoft.com/office/drawing/2016/5/11/chartex" xmlns:cx6="http://schemas.microsoft.com/office/drawing/2016/5/12/chartex" xmlns:cx7="http://schemas.microsoft.com/office/drawing/2016/5/13/chartex" xmlns:cx8="http://schemas.microsoft.com/office/drawing/2016/5/14/chartex" xmlns:mc="http://schemas.openxmlformats.org/markup-compatibility/2006" xmlns:aink="http://schemas.microsoft.com/office/drawing/2016/ink" xmlns:am3d="http://schemas.microsoft.com/office/drawing/2017/model3d" xmlns:o="urn:schemas-microsoft-com:office:office" xmlns:r="http://schemas.openxmlformats.org/officeDocument/2006/relationships" xmlns:m="http://schemas.openxmlformats.org/officeDocument/2006/math" xmlns:v="urn:schemas-microsoft-com:vml" xmlns:wp14="http://schemas.microsoft.com/office/word/2010/wordprocessingDrawing" xmlns:wp="http://schemas.openxmlformats.org/drawingml/2006/wordprocessingDrawing" xmlns:w10="urn:schemas-microsoft-com:office:word" xmlns:w="http://schemas.openxmlformats.org/wordprocessingml/2006/main" xmlns:w14="http://schemas.microsoft.com/office/word/2010/wordml" xmlns:w15="http://schemas.microsoft.com/office/word/2012/wordml" xmlns:w16cid="http://schemas.microsoft.com/office/word/2016/wordml/cid" xmlns:w16se="http://schemas.microsoft.com/office/word/2015/wordml/symex" xmlns:wpg="http://schemas.microsoft.com/office/word/2010/wordprocessingGroup" xmlns:wpi="http://schemas.microsoft.com/office/word/2010/wordprocessingInk" xmlns:wne="http://schemas.microsoft.com/office/word/2006/wordml" xmlns:wps="http://schemas.microsoft.com/office/word/2010/wordprocessingShape" mc:Ignorable="w14 w15 w16se w16cid wp14">
   <w:p>
     <w:pPr>
       <w:pStyle w:val="Footer"/>
@@ -7150,7 +7376,7 @@
 </file>
 
 <file path=word/footer2.xml><?xml version="1.0" encoding="utf-8"?>
-<w:ftr xmlns:wpc="http://schemas.microsoft.com/office/word/2010/wordprocessingCanvas" xmlns:cx="http://schemas.microsoft.com/office/drawing/2014/chartex" xmlns:cx1="http://schemas.microsoft.com/office/drawing/2015/9/8/chartex" xmlns:cx2="http://schemas.microsoft.com/office/drawing/2015/10/21/chartex" xmlns:cx3="http://schemas.microsoft.com/office/drawing/2016/5/9/chartex" xmlns:cx4="http://schemas.microsoft.com/office/drawing/2016/5/10/chartex" xmlns:cx5="http://schemas.microsoft.com/office/drawing/2016/5/11/chartex" xmlns:cx6="http://schemas.microsoft.com/office/drawing/2016/5/12/chartex" xmlns:cx7="http://schemas.microsoft.com/office/drawing/2016/5/13/chartex" xmlns:cx8="http://schemas.microsoft.com/office/drawing/2016/5/14/chartex" xmlns:mc="http://schemas.openxmlformats.org/markup-compatibility/2006" xmlns:aink="http://schemas.microsoft.com/office/drawing/2016/ink" xmlns:am3d="http://schemas.microsoft.com/office/drawing/2017/model3d" xmlns:o="urn:schemas-microsoft-com:office:office" xmlns:r="http://schemas.openxmlformats.org/officeDocument/2006/relationships" xmlns:m="http://schemas.openxmlformats.org/officeDocument/2006/math" xmlns:v="urn:schemas-microsoft-com:vml" xmlns:wp14="http://schemas.microsoft.com/office/word/2010/wordprocessingDrawing" xmlns:wp="http://schemas.openxmlformats.org/drawingml/2006/wordprocessingDrawing" xmlns:w10="urn:schemas-microsoft-com:office:word" xmlns:w="http://schemas.openxmlformats.org/wordprocessingml/2006/main" xmlns:w14="http://schemas.microsoft.com/office/word/2010/wordml" xmlns:w15="http://schemas.microsoft.com/office/word/2012/wordml" xmlns:w16cex="http://schemas.microsoft.com/office/word/2018/wordml/cex" xmlns:w16cid="http://schemas.microsoft.com/office/word/2016/wordml/cid" xmlns:w16="http://schemas.microsoft.com/office/word/2018/wordml" xmlns:w16se="http://schemas.microsoft.com/office/word/2015/wordml/symex" xmlns:wpg="http://schemas.microsoft.com/office/word/2010/wordprocessingGroup" xmlns:wpi="http://schemas.microsoft.com/office/word/2010/wordprocessingInk" xmlns:wne="http://schemas.microsoft.com/office/word/2006/wordml" xmlns:wps="http://schemas.microsoft.com/office/word/2010/wordprocessingShape" mc:Ignorable="w14 w15 w16se w16cid w16 w16cex wp14">
+<w:ftr xmlns:wpc="http://schemas.microsoft.com/office/word/2010/wordprocessingCanvas" xmlns:cx="http://schemas.microsoft.com/office/drawing/2014/chartex" xmlns:cx1="http://schemas.microsoft.com/office/drawing/2015/9/8/chartex" xmlns:cx2="http://schemas.microsoft.com/office/drawing/2015/10/21/chartex" xmlns:cx3="http://schemas.microsoft.com/office/drawing/2016/5/9/chartex" xmlns:cx4="http://schemas.microsoft.com/office/drawing/2016/5/10/chartex" xmlns:cx5="http://schemas.microsoft.com/office/drawing/2016/5/11/chartex" xmlns:cx6="http://schemas.microsoft.com/office/drawing/2016/5/12/chartex" xmlns:cx7="http://schemas.microsoft.com/office/drawing/2016/5/13/chartex" xmlns:cx8="http://schemas.microsoft.com/office/drawing/2016/5/14/chartex" xmlns:mc="http://schemas.openxmlformats.org/markup-compatibility/2006" xmlns:aink="http://schemas.microsoft.com/office/drawing/2016/ink" xmlns:am3d="http://schemas.microsoft.com/office/drawing/2017/model3d" xmlns:o="urn:schemas-microsoft-com:office:office" xmlns:r="http://schemas.openxmlformats.org/officeDocument/2006/relationships" xmlns:m="http://schemas.openxmlformats.org/officeDocument/2006/math" xmlns:v="urn:schemas-microsoft-com:vml" xmlns:wp14="http://schemas.microsoft.com/office/word/2010/wordprocessingDrawing" xmlns:wp="http://schemas.openxmlformats.org/drawingml/2006/wordprocessingDrawing" xmlns:w10="urn:schemas-microsoft-com:office:word" xmlns:w="http://schemas.openxmlformats.org/wordprocessingml/2006/main" xmlns:w14="http://schemas.microsoft.com/office/word/2010/wordml" xmlns:w15="http://schemas.microsoft.com/office/word/2012/wordml" xmlns:w16cid="http://schemas.microsoft.com/office/word/2016/wordml/cid" xmlns:w16se="http://schemas.microsoft.com/office/word/2015/wordml/symex" xmlns:wpg="http://schemas.microsoft.com/office/word/2010/wordprocessingGroup" xmlns:wpi="http://schemas.microsoft.com/office/word/2010/wordprocessingInk" xmlns:wne="http://schemas.microsoft.com/office/word/2006/wordml" xmlns:wps="http://schemas.microsoft.com/office/word/2010/wordprocessingShape" mc:Ignorable="w14 w15 w16se w16cid wp14">
   <w:p>
     <w:pPr>
       <w:pStyle w:val="Footer"/>
@@ -7160,7 +7386,7 @@
 </file>
 
 <file path=word/footer3.xml><?xml version="1.0" encoding="utf-8"?>
-<w:ftr xmlns:wpc="http://schemas.microsoft.com/office/word/2010/wordprocessingCanvas" xmlns:cx="http://schemas.microsoft.com/office/drawing/2014/chartex" xmlns:cx1="http://schemas.microsoft.com/office/drawing/2015/9/8/chartex" xmlns:cx2="http://schemas.microsoft.com/office/drawing/2015/10/21/chartex" xmlns:cx3="http://schemas.microsoft.com/office/drawing/2016/5/9/chartex" xmlns:cx4="http://schemas.microsoft.com/office/drawing/2016/5/10/chartex" xmlns:cx5="http://schemas.microsoft.com/office/drawing/2016/5/11/chartex" xmlns:cx6="http://schemas.microsoft.com/office/drawing/2016/5/12/chartex" xmlns:cx7="http://schemas.microsoft.com/office/drawing/2016/5/13/chartex" xmlns:cx8="http://schemas.microsoft.com/office/drawing/2016/5/14/chartex" xmlns:mc="http://schemas.openxmlformats.org/markup-compatibility/2006" xmlns:aink="http://schemas.microsoft.com/office/drawing/2016/ink" xmlns:am3d="http://schemas.microsoft.com/office/drawing/2017/model3d" xmlns:o="urn:schemas-microsoft-com:office:office" xmlns:r="http://schemas.openxmlformats.org/officeDocument/2006/relationships" xmlns:m="http://schemas.openxmlformats.org/officeDocument/2006/math" xmlns:v="urn:schemas-microsoft-com:vml" xmlns:wp14="http://schemas.microsoft.com/office/word/2010/wordprocessingDrawing" xmlns:wp="http://schemas.openxmlformats.org/drawingml/2006/wordprocessingDrawing" xmlns:w10="urn:schemas-microsoft-com:office:word" xmlns:w="http://schemas.openxmlformats.org/wordprocessingml/2006/main" xmlns:w14="http://schemas.microsoft.com/office/word/2010/wordml" xmlns:w15="http://schemas.microsoft.com/office/word/2012/wordml" xmlns:w16cex="http://schemas.microsoft.com/office/word/2018/wordml/cex" xmlns:w16cid="http://schemas.microsoft.com/office/word/2016/wordml/cid" xmlns:w16="http://schemas.microsoft.com/office/word/2018/wordml" xmlns:w16se="http://schemas.microsoft.com/office/word/2015/wordml/symex" xmlns:wpg="http://schemas.microsoft.com/office/word/2010/wordprocessingGroup" xmlns:wpi="http://schemas.microsoft.com/office/word/2010/wordprocessingInk" xmlns:wne="http://schemas.microsoft.com/office/word/2006/wordml" xmlns:wps="http://schemas.microsoft.com/office/word/2010/wordprocessingShape" mc:Ignorable="w14 w15 w16se w16cid w16 w16cex wp14">
+<w:ftr xmlns:wpc="http://schemas.microsoft.com/office/word/2010/wordprocessingCanvas" xmlns:cx="http://schemas.microsoft.com/office/drawing/2014/chartex" xmlns:cx1="http://schemas.microsoft.com/office/drawing/2015/9/8/chartex" xmlns:cx2="http://schemas.microsoft.com/office/drawing/2015/10/21/chartex" xmlns:cx3="http://schemas.microsoft.com/office/drawing/2016/5/9/chartex" xmlns:cx4="http://schemas.microsoft.com/office/drawing/2016/5/10/chartex" xmlns:cx5="http://schemas.microsoft.com/office/drawing/2016/5/11/chartex" xmlns:cx6="http://schemas.microsoft.com/office/drawing/2016/5/12/chartex" xmlns:cx7="http://schemas.microsoft.com/office/drawing/2016/5/13/chartex" xmlns:cx8="http://schemas.microsoft.com/office/drawing/2016/5/14/chartex" xmlns:mc="http://schemas.openxmlformats.org/markup-compatibility/2006" xmlns:aink="http://schemas.microsoft.com/office/drawing/2016/ink" xmlns:am3d="http://schemas.microsoft.com/office/drawing/2017/model3d" xmlns:o="urn:schemas-microsoft-com:office:office" xmlns:r="http://schemas.openxmlformats.org/officeDocument/2006/relationships" xmlns:m="http://schemas.openxmlformats.org/officeDocument/2006/math" xmlns:v="urn:schemas-microsoft-com:vml" xmlns:wp14="http://schemas.microsoft.com/office/word/2010/wordprocessingDrawing" xmlns:wp="http://schemas.openxmlformats.org/drawingml/2006/wordprocessingDrawing" xmlns:w10="urn:schemas-microsoft-com:office:word" xmlns:w="http://schemas.openxmlformats.org/wordprocessingml/2006/main" xmlns:w14="http://schemas.microsoft.com/office/word/2010/wordml" xmlns:w15="http://schemas.microsoft.com/office/word/2012/wordml" xmlns:w16cid="http://schemas.microsoft.com/office/word/2016/wordml/cid" xmlns:w16se="http://schemas.microsoft.com/office/word/2015/wordml/symex" xmlns:wpg="http://schemas.microsoft.com/office/word/2010/wordprocessingGroup" xmlns:wpi="http://schemas.microsoft.com/office/word/2010/wordprocessingInk" xmlns:wne="http://schemas.microsoft.com/office/word/2006/wordml" xmlns:wps="http://schemas.microsoft.com/office/word/2010/wordprocessingShape" mc:Ignorable="w14 w15 w16se w16cid wp14">
   <w:p>
     <w:pPr>
       <w:pStyle w:val="Footer"/>
@@ -7170,7 +7396,7 @@
 </file>
 
 <file path=word/footnotes.xml><?xml version="1.0" encoding="utf-8"?>
-<w:footnotes xmlns:wpc="http://schemas.microsoft.com/office/word/2010/wordprocessingCanvas" xmlns:cx="http://schemas.microsoft.com/office/drawing/2014/chartex" xmlns:cx1="http://schemas.microsoft.com/office/drawing/2015/9/8/chartex" xmlns:cx2="http://schemas.microsoft.com/office/drawing/2015/10/21/chartex" xmlns:cx3="http://schemas.microsoft.com/office/drawing/2016/5/9/chartex" xmlns:cx4="http://schemas.microsoft.com/office/drawing/2016/5/10/chartex" xmlns:cx5="http://schemas.microsoft.com/office/drawing/2016/5/11/chartex" xmlns:cx6="http://schemas.microsoft.com/office/drawing/2016/5/12/chartex" xmlns:cx7="http://schemas.microsoft.com/office/drawing/2016/5/13/chartex" xmlns:cx8="http://schemas.microsoft.com/office/drawing/2016/5/14/chartex" xmlns:mc="http://schemas.openxmlformats.org/markup-compatibility/2006" xmlns:aink="http://schemas.microsoft.com/office/drawing/2016/ink" xmlns:am3d="http://schemas.microsoft.com/office/drawing/2017/model3d" xmlns:o="urn:schemas-microsoft-com:office:office" xmlns:r="http://schemas.openxmlformats.org/officeDocument/2006/relationships" xmlns:m="http://schemas.openxmlformats.org/officeDocument/2006/math" xmlns:v="urn:schemas-microsoft-com:vml" xmlns:wp14="http://schemas.microsoft.com/office/word/2010/wordprocessingDrawing" xmlns:wp="http://schemas.openxmlformats.org/drawingml/2006/wordprocessingDrawing" xmlns:w10="urn:schemas-microsoft-com:office:word" xmlns:w="http://schemas.openxmlformats.org/wordprocessingml/2006/main" xmlns:w14="http://schemas.microsoft.com/office/word/2010/wordml" xmlns:w15="http://schemas.microsoft.com/office/word/2012/wordml" xmlns:w16cex="http://schemas.microsoft.com/office/word/2018/wordml/cex" xmlns:w16cid="http://schemas.microsoft.com/office/word/2016/wordml/cid" xmlns:w16="http://schemas.microsoft.com/office/word/2018/wordml" xmlns:w16se="http://schemas.microsoft.com/office/word/2015/wordml/symex" xmlns:wpg="http://schemas.microsoft.com/office/word/2010/wordprocessingGroup" xmlns:wpi="http://schemas.microsoft.com/office/word/2010/wordprocessingInk" xmlns:wne="http://schemas.microsoft.com/office/word/2006/wordml" xmlns:wps="http://schemas.microsoft.com/office/word/2010/wordprocessingShape" mc:Ignorable="w14 w15 w16se w16cid w16 w16cex wp14">
+<w:footnotes xmlns:wpc="http://schemas.microsoft.com/office/word/2010/wordprocessingCanvas" xmlns:cx="http://schemas.microsoft.com/office/drawing/2014/chartex" xmlns:cx1="http://schemas.microsoft.com/office/drawing/2015/9/8/chartex" xmlns:cx2="http://schemas.microsoft.com/office/drawing/2015/10/21/chartex" xmlns:cx3="http://schemas.microsoft.com/office/drawing/2016/5/9/chartex" xmlns:cx4="http://schemas.microsoft.com/office/drawing/2016/5/10/chartex" xmlns:cx5="http://schemas.microsoft.com/office/drawing/2016/5/11/chartex" xmlns:cx6="http://schemas.microsoft.com/office/drawing/2016/5/12/chartex" xmlns:cx7="http://schemas.microsoft.com/office/drawing/2016/5/13/chartex" xmlns:cx8="http://schemas.microsoft.com/office/drawing/2016/5/14/chartex" xmlns:mc="http://schemas.openxmlformats.org/markup-compatibility/2006" xmlns:aink="http://schemas.microsoft.com/office/drawing/2016/ink" xmlns:am3d="http://schemas.microsoft.com/office/drawing/2017/model3d" xmlns:o="urn:schemas-microsoft-com:office:office" xmlns:r="http://schemas.openxmlformats.org/officeDocument/2006/relationships" xmlns:m="http://schemas.openxmlformats.org/officeDocument/2006/math" xmlns:v="urn:schemas-microsoft-com:vml" xmlns:wp14="http://schemas.microsoft.com/office/word/2010/wordprocessingDrawing" xmlns:wp="http://schemas.openxmlformats.org/drawingml/2006/wordprocessingDrawing" xmlns:w10="urn:schemas-microsoft-com:office:word" xmlns:w="http://schemas.openxmlformats.org/wordprocessingml/2006/main" xmlns:w14="http://schemas.microsoft.com/office/word/2010/wordml" xmlns:w15="http://schemas.microsoft.com/office/word/2012/wordml" xmlns:w16cid="http://schemas.microsoft.com/office/word/2016/wordml/cid" xmlns:w16se="http://schemas.microsoft.com/office/word/2015/wordml/symex" xmlns:wpg="http://schemas.microsoft.com/office/word/2010/wordprocessingGroup" xmlns:wpi="http://schemas.microsoft.com/office/word/2010/wordprocessingInk" xmlns:wne="http://schemas.microsoft.com/office/word/2006/wordml" xmlns:wps="http://schemas.microsoft.com/office/word/2010/wordprocessingShape" mc:Ignorable="w14 w15 w16se w16cid wp14">
   <w:footnote w:type="separator" w:id="-1">
     <w:p>
       <w:pPr>
@@ -7195,7 +7421,7 @@
 </file>
 
 <file path=word/header1.xml><?xml version="1.0" encoding="utf-8"?>
-<w:hdr xmlns:wpc="http://schemas.microsoft.com/office/word/2010/wordprocessingCanvas" xmlns:cx="http://schemas.microsoft.com/office/drawing/2014/chartex" xmlns:cx1="http://schemas.microsoft.com/office/drawing/2015/9/8/chartex" xmlns:cx2="http://schemas.microsoft.com/office/drawing/2015/10/21/chartex" xmlns:cx3="http://schemas.microsoft.com/office/drawing/2016/5/9/chartex" xmlns:cx4="http://schemas.microsoft.com/office/drawing/2016/5/10/chartex" xmlns:cx5="http://schemas.microsoft.com/office/drawing/2016/5/11/chartex" xmlns:cx6="http://schemas.microsoft.com/office/drawing/2016/5/12/chartex" xmlns:cx7="http://schemas.microsoft.com/office/drawing/2016/5/13/chartex" xmlns:cx8="http://schemas.microsoft.com/office/drawing/2016/5/14/chartex" xmlns:mc="http://schemas.openxmlformats.org/markup-compatibility/2006" xmlns:aink="http://schemas.microsoft.com/office/drawing/2016/ink" xmlns:am3d="http://schemas.microsoft.com/office/drawing/2017/model3d" xmlns:o="urn:schemas-microsoft-com:office:office" xmlns:r="http://schemas.openxmlformats.org/officeDocument/2006/relationships" xmlns:m="http://schemas.openxmlformats.org/officeDocument/2006/math" xmlns:v="urn:schemas-microsoft-com:vml" xmlns:wp14="http://schemas.microsoft.com/office/word/2010/wordprocessingDrawing" xmlns:wp="http://schemas.openxmlformats.org/drawingml/2006/wordprocessingDrawing" xmlns:w10="urn:schemas-microsoft-com:office:word" xmlns:w="http://schemas.openxmlformats.org/wordprocessingml/2006/main" xmlns:w14="http://schemas.microsoft.com/office/word/2010/wordml" xmlns:w15="http://schemas.microsoft.com/office/word/2012/wordml" xmlns:w16cex="http://schemas.microsoft.com/office/word/2018/wordml/cex" xmlns:w16cid="http://schemas.microsoft.com/office/word/2016/wordml/cid" xmlns:w16="http://schemas.microsoft.com/office/word/2018/wordml" xmlns:w16se="http://schemas.microsoft.com/office/word/2015/wordml/symex" xmlns:wpg="http://schemas.microsoft.com/office/word/2010/wordprocessingGroup" xmlns:wpi="http://schemas.microsoft.com/office/word/2010/wordprocessingInk" xmlns:wne="http://schemas.microsoft.com/office/word/2006/wordml" xmlns:wps="http://schemas.microsoft.com/office/word/2010/wordprocessingShape" mc:Ignorable="w14 w15 w16se w16cid w16 w16cex wp14">
+<w:hdr xmlns:wpc="http://schemas.microsoft.com/office/word/2010/wordprocessingCanvas" xmlns:cx="http://schemas.microsoft.com/office/drawing/2014/chartex" xmlns:cx1="http://schemas.microsoft.com/office/drawing/2015/9/8/chartex" xmlns:cx2="http://schemas.microsoft.com/office/drawing/2015/10/21/chartex" xmlns:cx3="http://schemas.microsoft.com/office/drawing/2016/5/9/chartex" xmlns:cx4="http://schemas.microsoft.com/office/drawing/2016/5/10/chartex" xmlns:cx5="http://schemas.microsoft.com/office/drawing/2016/5/11/chartex" xmlns:cx6="http://schemas.microsoft.com/office/drawing/2016/5/12/chartex" xmlns:cx7="http://schemas.microsoft.com/office/drawing/2016/5/13/chartex" xmlns:cx8="http://schemas.microsoft.com/office/drawing/2016/5/14/chartex" xmlns:mc="http://schemas.openxmlformats.org/markup-compatibility/2006" xmlns:aink="http://schemas.microsoft.com/office/drawing/2016/ink" xmlns:am3d="http://schemas.microsoft.com/office/drawing/2017/model3d" xmlns:o="urn:schemas-microsoft-com:office:office" xmlns:r="http://schemas.openxmlformats.org/officeDocument/2006/relationships" xmlns:m="http://schemas.openxmlformats.org/officeDocument/2006/math" xmlns:v="urn:schemas-microsoft-com:vml" xmlns:wp14="http://schemas.microsoft.com/office/word/2010/wordprocessingDrawing" xmlns:wp="http://schemas.openxmlformats.org/drawingml/2006/wordprocessingDrawing" xmlns:w10="urn:schemas-microsoft-com:office:word" xmlns:w="http://schemas.openxmlformats.org/wordprocessingml/2006/main" xmlns:w14="http://schemas.microsoft.com/office/word/2010/wordml" xmlns:w15="http://schemas.microsoft.com/office/word/2012/wordml" xmlns:w16cid="http://schemas.microsoft.com/office/word/2016/wordml/cid" xmlns:w16se="http://schemas.microsoft.com/office/word/2015/wordml/symex" xmlns:wpg="http://schemas.microsoft.com/office/word/2010/wordprocessingGroup" xmlns:wpi="http://schemas.microsoft.com/office/word/2010/wordprocessingInk" xmlns:wne="http://schemas.microsoft.com/office/word/2006/wordml" xmlns:wps="http://schemas.microsoft.com/office/word/2010/wordprocessingShape" mc:Ignorable="w14 w15 w16se w16cid wp14">
   <w:p>
     <w:pPr>
       <w:pStyle w:val="Header"/>
@@ -7205,7 +7431,7 @@
 </file>
 
 <file path=word/header2.xml><?xml version="1.0" encoding="utf-8"?>
-<w:hdr xmlns:wpc="http://schemas.microsoft.com/office/word/2010/wordprocessingCanvas" xmlns:cx="http://schemas.microsoft.com/office/drawing/2014/chartex" xmlns:cx1="http://schemas.microsoft.com/office/drawing/2015/9/8/chartex" xmlns:cx2="http://schemas.microsoft.com/office/drawing/2015/10/21/chartex" xmlns:cx3="http://schemas.microsoft.com/office/drawing/2016/5/9/chartex" xmlns:cx4="http://schemas.microsoft.com/office/drawing/2016/5/10/chartex" xmlns:cx5="http://schemas.microsoft.com/office/drawing/2016/5/11/chartex" xmlns:cx6="http://schemas.microsoft.com/office/drawing/2016/5/12/chartex" xmlns:cx7="http://schemas.microsoft.com/office/drawing/2016/5/13/chartex" xmlns:cx8="http://schemas.microsoft.com/office/drawing/2016/5/14/chartex" xmlns:mc="http://schemas.openxmlformats.org/markup-compatibility/2006" xmlns:aink="http://schemas.microsoft.com/office/drawing/2016/ink" xmlns:am3d="http://schemas.microsoft.com/office/drawing/2017/model3d" xmlns:o="urn:schemas-microsoft-com:office:office" xmlns:r="http://schemas.openxmlformats.org/officeDocument/2006/relationships" xmlns:m="http://schemas.openxmlformats.org/officeDocument/2006/math" xmlns:v="urn:schemas-microsoft-com:vml" xmlns:wp14="http://schemas.microsoft.com/office/word/2010/wordprocessingDrawing" xmlns:wp="http://schemas.openxmlformats.org/drawingml/2006/wordprocessingDrawing" xmlns:w10="urn:schemas-microsoft-com:office:word" xmlns:w="http://schemas.openxmlformats.org/wordprocessingml/2006/main" xmlns:w14="http://schemas.microsoft.com/office/word/2010/wordml" xmlns:w15="http://schemas.microsoft.com/office/word/2012/wordml" xmlns:w16cex="http://schemas.microsoft.com/office/word/2018/wordml/cex" xmlns:w16cid="http://schemas.microsoft.com/office/word/2016/wordml/cid" xmlns:w16="http://schemas.microsoft.com/office/word/2018/wordml" xmlns:w16se="http://schemas.microsoft.com/office/word/2015/wordml/symex" xmlns:wpg="http://schemas.microsoft.com/office/word/2010/wordprocessingGroup" xmlns:wpi="http://schemas.microsoft.com/office/word/2010/wordprocessingInk" xmlns:wne="http://schemas.microsoft.com/office/word/2006/wordml" xmlns:wps="http://schemas.microsoft.com/office/word/2010/wordprocessingShape" mc:Ignorable="w14 w15 w16se w16cid w16 w16cex wp14">
+<w:hdr xmlns:wpc="http://schemas.microsoft.com/office/word/2010/wordprocessingCanvas" xmlns:cx="http://schemas.microsoft.com/office/drawing/2014/chartex" xmlns:cx1="http://schemas.microsoft.com/office/drawing/2015/9/8/chartex" xmlns:cx2="http://schemas.microsoft.com/office/drawing/2015/10/21/chartex" xmlns:cx3="http://schemas.microsoft.com/office/drawing/2016/5/9/chartex" xmlns:cx4="http://schemas.microsoft.com/office/drawing/2016/5/10/chartex" xmlns:cx5="http://schemas.microsoft.com/office/drawing/2016/5/11/chartex" xmlns:cx6="http://schemas.microsoft.com/office/drawing/2016/5/12/chartex" xmlns:cx7="http://schemas.microsoft.com/office/drawing/2016/5/13/chartex" xmlns:cx8="http://schemas.microsoft.com/office/drawing/2016/5/14/chartex" xmlns:mc="http://schemas.openxmlformats.org/markup-compatibility/2006" xmlns:aink="http://schemas.microsoft.com/office/drawing/2016/ink" xmlns:am3d="http://schemas.microsoft.com/office/drawing/2017/model3d" xmlns:o="urn:schemas-microsoft-com:office:office" xmlns:r="http://schemas.openxmlformats.org/officeDocument/2006/relationships" xmlns:m="http://schemas.openxmlformats.org/officeDocument/2006/math" xmlns:v="urn:schemas-microsoft-com:vml" xmlns:wp14="http://schemas.microsoft.com/office/word/2010/wordprocessingDrawing" xmlns:wp="http://schemas.openxmlformats.org/drawingml/2006/wordprocessingDrawing" xmlns:w10="urn:schemas-microsoft-com:office:word" xmlns:w="http://schemas.openxmlformats.org/wordprocessingml/2006/main" xmlns:w14="http://schemas.microsoft.com/office/word/2010/wordml" xmlns:w15="http://schemas.microsoft.com/office/word/2012/wordml" xmlns:w16cid="http://schemas.microsoft.com/office/word/2016/wordml/cid" xmlns:w16se="http://schemas.microsoft.com/office/word/2015/wordml/symex" xmlns:wpg="http://schemas.microsoft.com/office/word/2010/wordprocessingGroup" xmlns:wpi="http://schemas.microsoft.com/office/word/2010/wordprocessingInk" xmlns:wne="http://schemas.microsoft.com/office/word/2006/wordml" xmlns:wps="http://schemas.microsoft.com/office/word/2010/wordprocessingShape" mc:Ignorable="w14 w15 w16se w16cid wp14">
   <w:p>
     <w:pPr>
       <w:spacing w:after="0" w:line="240" w:lineRule="auto"/>
@@ -7230,7 +7456,7 @@
 </file>
 
 <file path=word/header3.xml><?xml version="1.0" encoding="utf-8"?>
-<w:hdr xmlns:wpc="http://schemas.microsoft.com/office/word/2010/wordprocessingCanvas" xmlns:cx="http://schemas.microsoft.com/office/drawing/2014/chartex" xmlns:cx1="http://schemas.microsoft.com/office/drawing/2015/9/8/chartex" xmlns:cx2="http://schemas.microsoft.com/office/drawing/2015/10/21/chartex" xmlns:cx3="http://schemas.microsoft.com/office/drawing/2016/5/9/chartex" xmlns:cx4="http://schemas.microsoft.com/office/drawing/2016/5/10/chartex" xmlns:cx5="http://schemas.microsoft.com/office/drawing/2016/5/11/chartex" xmlns:cx6="http://schemas.microsoft.com/office/drawing/2016/5/12/chartex" xmlns:cx7="http://schemas.microsoft.com/office/drawing/2016/5/13/chartex" xmlns:cx8="http://schemas.microsoft.com/office/drawing/2016/5/14/chartex" xmlns:mc="http://schemas.openxmlformats.org/markup-compatibility/2006" xmlns:aink="http://schemas.microsoft.com/office/drawing/2016/ink" xmlns:am3d="http://schemas.microsoft.com/office/drawing/2017/model3d" xmlns:o="urn:schemas-microsoft-com:office:office" xmlns:r="http://schemas.openxmlformats.org/officeDocument/2006/relationships" xmlns:m="http://schemas.openxmlformats.org/officeDocument/2006/math" xmlns:v="urn:schemas-microsoft-com:vml" xmlns:wp14="http://schemas.microsoft.com/office/word/2010/wordprocessingDrawing" xmlns:wp="http://schemas.openxmlformats.org/drawingml/2006/wordprocessingDrawing" xmlns:w10="urn:schemas-microsoft-com:office:word" xmlns:w="http://schemas.openxmlformats.org/wordprocessingml/2006/main" xmlns:w14="http://schemas.microsoft.com/office/word/2010/wordml" xmlns:w15="http://schemas.microsoft.com/office/word/2012/wordml" xmlns:w16cex="http://schemas.microsoft.com/office/word/2018/wordml/cex" xmlns:w16cid="http://schemas.microsoft.com/office/word/2016/wordml/cid" xmlns:w16="http://schemas.microsoft.com/office/word/2018/wordml" xmlns:w16se="http://schemas.microsoft.com/office/word/2015/wordml/symex" xmlns:wpg="http://schemas.microsoft.com/office/word/2010/wordprocessingGroup" xmlns:wpi="http://schemas.microsoft.com/office/word/2010/wordprocessingInk" xmlns:wne="http://schemas.microsoft.com/office/word/2006/wordml" xmlns:wps="http://schemas.microsoft.com/office/word/2010/wordprocessingShape" mc:Ignorable="w14 w15 w16se w16cid w16 w16cex wp14">
+<w:hdr xmlns:wpc="http://schemas.microsoft.com/office/word/2010/wordprocessingCanvas" xmlns:cx="http://schemas.microsoft.com/office/drawing/2014/chartex" xmlns:cx1="http://schemas.microsoft.com/office/drawing/2015/9/8/chartex" xmlns:cx2="http://schemas.microsoft.com/office/drawing/2015/10/21/chartex" xmlns:cx3="http://schemas.microsoft.com/office/drawing/2016/5/9/chartex" xmlns:cx4="http://schemas.microsoft.com/office/drawing/2016/5/10/chartex" xmlns:cx5="http://schemas.microsoft.com/office/drawing/2016/5/11/chartex" xmlns:cx6="http://schemas.microsoft.com/office/drawing/2016/5/12/chartex" xmlns:cx7="http://schemas.microsoft.com/office/drawing/2016/5/13/chartex" xmlns:cx8="http://schemas.microsoft.com/office/drawing/2016/5/14/chartex" xmlns:mc="http://schemas.openxmlformats.org/markup-compatibility/2006" xmlns:aink="http://schemas.microsoft.com/office/drawing/2016/ink" xmlns:am3d="http://schemas.microsoft.com/office/drawing/2017/model3d" xmlns:o="urn:schemas-microsoft-com:office:office" xmlns:r="http://schemas.openxmlformats.org/officeDocument/2006/relationships" xmlns:m="http://schemas.openxmlformats.org/officeDocument/2006/math" xmlns:v="urn:schemas-microsoft-com:vml" xmlns:wp14="http://schemas.microsoft.com/office/word/2010/wordprocessingDrawing" xmlns:wp="http://schemas.openxmlformats.org/drawingml/2006/wordprocessingDrawing" xmlns:w10="urn:schemas-microsoft-com:office:word" xmlns:w="http://schemas.openxmlformats.org/wordprocessingml/2006/main" xmlns:w14="http://schemas.microsoft.com/office/word/2010/wordml" xmlns:w15="http://schemas.microsoft.com/office/word/2012/wordml" xmlns:w16cid="http://schemas.microsoft.com/office/word/2016/wordml/cid" xmlns:w16se="http://schemas.microsoft.com/office/word/2015/wordml/symex" xmlns:wpg="http://schemas.microsoft.com/office/word/2010/wordprocessingGroup" xmlns:wpi="http://schemas.microsoft.com/office/word/2010/wordprocessingInk" xmlns:wne="http://schemas.microsoft.com/office/word/2006/wordml" xmlns:wps="http://schemas.microsoft.com/office/word/2010/wordprocessingShape" mc:Ignorable="w14 w15 w16se w16cid wp14">
   <w:p>
     <w:pPr>
       <w:pStyle w:val="Header"/>
@@ -7240,7 +7466,7 @@
 </file>
 
 <file path=word/styles.xml><?xml version="1.0" encoding="utf-8"?>
-<w:styles xmlns:mc="http://schemas.openxmlformats.org/markup-compatibility/2006" xmlns:r="http://schemas.openxmlformats.org/officeDocument/2006/relationships" xmlns:w="http://schemas.openxmlformats.org/wordprocessingml/2006/main" xmlns:w14="http://schemas.microsoft.com/office/word/2010/wordml" xmlns:w15="http://schemas.microsoft.com/office/word/2012/wordml" xmlns:w16cex="http://schemas.microsoft.com/office/word/2018/wordml/cex" xmlns:w16cid="http://schemas.microsoft.com/office/word/2016/wordml/cid" xmlns:w16="http://schemas.microsoft.com/office/word/2018/wordml" xmlns:w16se="http://schemas.microsoft.com/office/word/2015/wordml/symex" mc:Ignorable="w14 w15 w16se w16cid w16 w16cex">
+<w:styles xmlns:mc="http://schemas.openxmlformats.org/markup-compatibility/2006" xmlns:r="http://schemas.openxmlformats.org/officeDocument/2006/relationships" xmlns:w="http://schemas.openxmlformats.org/wordprocessingml/2006/main" xmlns:w14="http://schemas.microsoft.com/office/word/2010/wordml" xmlns:w15="http://schemas.microsoft.com/office/word/2012/wordml" xmlns:w16cid="http://schemas.microsoft.com/office/word/2016/wordml/cid" xmlns:w16se="http://schemas.microsoft.com/office/word/2015/wordml/symex" mc:Ignorable="w14 w15 w16se w16cid">
   <w:docDefaults>
     <w:rPrDefault>
       <w:rPr>
@@ -7256,7 +7482,7 @@
       </w:pPr>
     </w:pPrDefault>
   </w:docDefaults>
-  <w:latentStyles w:defLockedState="0" w:defUIPriority="99" w:defSemiHidden="0" w:defUnhideWhenUsed="0" w:defQFormat="0" w:count="376">
+  <w:latentStyles w:defLockedState="0" w:defUIPriority="99" w:defSemiHidden="0" w:defUnhideWhenUsed="0" w:defQFormat="0" w:count="375">
     <w:lsdException w:name="Normal" w:uiPriority="0" w:qFormat="1"/>
     <w:lsdException w:name="heading 1" w:uiPriority="9" w:qFormat="1"/>
     <w:lsdException w:name="heading 2" w:semiHidden="1" w:uiPriority="9" w:unhideWhenUsed="1" w:qFormat="1"/>
@@ -7632,7 +7858,6 @@
     <w:lsdException w:name="Smart Hyperlink" w:semiHidden="1" w:unhideWhenUsed="1"/>
     <w:lsdException w:name="Hashtag" w:semiHidden="1" w:unhideWhenUsed="1"/>
     <w:lsdException w:name="Unresolved Mention" w:semiHidden="1" w:unhideWhenUsed="1"/>
-    <w:lsdException w:name="Smart Link" w:semiHidden="1" w:unhideWhenUsed="1"/>
   </w:latentStyles>
   <w:style w:type="paragraph" w:default="1" w:styleId="Normal">
     <w:name w:val="Normal"/>

--- a/Publication docs/PRISMA_2020_flow_diagram_new_SRs_v2.docx
+++ b/Publication docs/PRISMA_2020_flow_diagram_new_SRs_v2.docx
@@ -110,7 +110,7 @@
               </wp:anchor>
             </w:drawing>
           </mc:Choice>
-          <mc:Fallback xmlns:w16cex="http://schemas.microsoft.com/office/word/2018/wordml/cex" xmlns:w16="http://schemas.microsoft.com/office/word/2018/wordml">
+          <mc:Fallback xmlns:w16="http://schemas.microsoft.com/office/word/2018/wordml" xmlns:w16cex="http://schemas.microsoft.com/office/word/2018/wordml/cex">
             <w:pict>
               <v:shapetype w14:anchorId="647CF0B2" id="_x0000_t176" coordsize="21600,21600" o:spt="176" adj="2700" path="m@0,qx0@0l0@2qy@0,21600l@1,21600qx21600@2l21600@0qy@1,xe">
                 <v:stroke joinstyle="miter"/>
@@ -275,7 +275,7 @@
               </wp:anchor>
             </w:drawing>
           </mc:Choice>
-          <mc:Fallback xmlns:w16cex="http://schemas.microsoft.com/office/word/2018/wordml/cex" xmlns:w16="http://schemas.microsoft.com/office/word/2018/wordml">
+          <mc:Fallback xmlns:w16="http://schemas.microsoft.com/office/word/2018/wordml" xmlns:w16cex="http://schemas.microsoft.com/office/word/2018/wordml/cex">
             <w:pict>
               <v:shape w14:anchorId="0A1B3F5E" id="Flowchart: Alternate Process 29" o:spid="_x0000_s1027" type="#_x0000_t176" style="position:absolute;margin-left:44.65pt;margin-top:5.85pt;width:342.15pt;height:20.7pt;z-index:251697152;visibility:visible;mso-wrap-style:square;mso-width-percent:0;mso-height-percent:0;mso-wrap-distance-left:9pt;mso-wrap-distance-top:0;mso-wrap-distance-right:9pt;mso-wrap-distance-bottom:0;mso-position-horizontal:absolute;mso-position-horizontal-relative:text;mso-position-vertical:absolute;mso-position-vertical-relative:text;mso-width-percent:0;mso-height-percent:0;mso-width-relative:margin;mso-height-relative:margin;v-text-anchor:middle" o:gfxdata="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" fillcolor="#ffc000 [3207]" strokecolor="#7f5f00 [1607]" strokeweight="1pt">
                 <v:textbox>
@@ -911,7 +911,7 @@
               </wp:anchor>
             </w:drawing>
           </mc:Choice>
-          <mc:Fallback xmlns:w16cex="http://schemas.microsoft.com/office/word/2018/wordml/cex" xmlns:w16="http://schemas.microsoft.com/office/word/2018/wordml">
+          <mc:Fallback xmlns:w16="http://schemas.microsoft.com/office/word/2018/wordml" xmlns:w16cex="http://schemas.microsoft.com/office/word/2018/wordml/cex">
             <w:pict>
               <v:rect w14:anchorId="07961AC4" id="Rectangle 2" o:spid="_x0000_s1029" style="position:absolute;margin-left:239.35pt;margin-top:6.05pt;width:148.6pt;height:97.85pt;z-index:251661312;visibility:visible;mso-wrap-style:square;mso-width-percent:0;mso-height-percent:0;mso-wrap-distance-left:9pt;mso-wrap-distance-top:0;mso-wrap-distance-right:9pt;mso-wrap-distance-bottom:0;mso-position-horizontal:absolute;mso-position-horizontal-relative:text;mso-position-vertical:absolute;mso-position-vertical-relative:text;mso-width-percent:0;mso-height-percent:0;mso-width-relative:margin;mso-height-relative:margin;v-text-anchor:middle" o:gfxdata="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" filled="f" strokecolor="black [3213]" strokeweight="1pt">
                 <v:textbox>
@@ -1297,7 +1297,7 @@
               </wp:anchor>
             </w:drawing>
           </mc:Choice>
-          <mc:Fallback xmlns:w16cex="http://schemas.microsoft.com/office/word/2018/wordml/cex" xmlns:w16="http://schemas.microsoft.com/office/word/2018/wordml">
+          <mc:Fallback xmlns:w16="http://schemas.microsoft.com/office/word/2018/wordml" xmlns:w16cex="http://schemas.microsoft.com/office/word/2018/wordml/cex">
             <w:pict>
               <v:rect w14:anchorId="65FC63CD" id="Rectangle 1" o:spid="_x0000_s1030" style="position:absolute;margin-left:44.05pt;margin-top:6.05pt;width:148.6pt;height:97.9pt;z-index:251659264;visibility:visible;mso-wrap-style:square;mso-width-percent:0;mso-height-percent:0;mso-wrap-distance-left:9pt;mso-wrap-distance-top:0;mso-wrap-distance-right:9pt;mso-wrap-distance-bottom:0;mso-position-horizontal:absolute;mso-position-horizontal-relative:text;mso-position-vertical:absolute;mso-position-vertical-relative:text;mso-width-percent:0;mso-height-percent:0;mso-width-relative:margin;mso-height-relative:margin;v-text-anchor:middle" o:gfxdata="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" filled="f" strokecolor="black [3213]" strokeweight="1pt">
                 <v:textbox>
@@ -1585,7 +1585,7 @@
               </wp:anchor>
             </w:drawing>
           </mc:Choice>
-          <mc:Fallback xmlns:w16cex="http://schemas.microsoft.com/office/word/2018/wordml/cex" xmlns:w16="http://schemas.microsoft.com/office/word/2018/wordml">
+          <mc:Fallback xmlns:w16="http://schemas.microsoft.com/office/word/2018/wordml" xmlns:w16cex="http://schemas.microsoft.com/office/word/2018/wordml/cex">
             <w:pict>
               <v:shape w14:anchorId="3999D40D" id="Flowchart: Alternate Process 31" o:spid="_x0000_s1031" type="#_x0000_t176" style="position:absolute;margin-left:-31.8pt;margin-top:17.5pt;width:100.55pt;height:20.7pt;rotation:-90;z-index:251701248;visibility:visible;mso-wrap-style:square;mso-width-percent:0;mso-height-percent:0;mso-wrap-distance-left:9pt;mso-wrap-distance-top:0;mso-wrap-distance-right:9pt;mso-wrap-distance-bottom:0;mso-position-horizontal:absolute;mso-position-horizontal-relative:text;mso-position-vertical:absolute;mso-position-vertical-relative:text;mso-width-percent:0;mso-height-percent:0;mso-width-relative:margin;mso-height-relative:margin;v-text-anchor:middle" o:gfxdata="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" fillcolor="#9cc2e5 [1944]" strokecolor="black [3213]" strokeweight="1pt">
                 <v:textbox>
@@ -1690,7 +1690,7 @@
               </wp:anchor>
             </w:drawing>
           </mc:Choice>
-          <mc:Fallback xmlns:w16cex="http://schemas.microsoft.com/office/word/2018/wordml/cex" xmlns:w16="http://schemas.microsoft.com/office/word/2018/wordml">
+          <mc:Fallback xmlns:w16="http://schemas.microsoft.com/office/word/2018/wordml" xmlns:w16cex="http://schemas.microsoft.com/office/word/2018/wordml/cex">
             <w:pict>
               <v:shapetype w14:anchorId="6BAD952B" id="_x0000_t32" coordsize="21600,21600" o:spt="32" o:oned="t" path="m,l21600,21600e" filled="f">
                 <v:path arrowok="t" fillok="f" o:connecttype="none"/>
@@ -1778,7 +1778,7 @@
               </wp:anchor>
             </w:drawing>
           </mc:Choice>
-          <mc:Fallback xmlns:w16cex="http://schemas.microsoft.com/office/word/2018/wordml/cex" xmlns:w16="http://schemas.microsoft.com/office/word/2018/wordml">
+          <mc:Fallback xmlns:w16="http://schemas.microsoft.com/office/word/2018/wordml" xmlns:w16cex="http://schemas.microsoft.com/office/word/2018/wordml/cex">
             <w:pict>
               <v:shapetype w14:anchorId="58739F06" id="_x0000_t32" coordsize="21600,21600" o:spt="32" o:oned="t" path="m,l21600,21600e" filled="f">
                 <v:path arrowok="t" fillok="f" o:connecttype="none"/>
@@ -1851,7 +1851,7 @@
               </wp:anchor>
             </w:drawing>
           </mc:Choice>
-          <mc:Fallback xmlns:w16cex="http://schemas.microsoft.com/office/word/2018/wordml/cex" xmlns:w16="http://schemas.microsoft.com/office/word/2018/wordml">
+          <mc:Fallback xmlns:w16="http://schemas.microsoft.com/office/word/2018/wordml" xmlns:w16cex="http://schemas.microsoft.com/office/word/2018/wordml/cex">
             <w:pict>
               <v:shape w14:anchorId="01D8EEC9" id="Straight Arrow Connector 27" o:spid="_x0000_s1026" type="#_x0000_t32" style="position:absolute;margin-left:110.25pt;margin-top:10.15pt;width:0;height:22.15pt;z-index:251706368;visibility:visible;mso-wrap-style:square;mso-wrap-distance-left:9pt;mso-wrap-distance-top:0;mso-wrap-distance-right:9pt;mso-wrap-distance-bottom:0;mso-position-horizontal:absolute;mso-position-horizontal-relative:text;mso-position-vertical:absolute;mso-position-vertical-relative:text" o:gfxdata="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" strokecolor="black [3213]" strokeweight=".5pt">
                 <v:stroke endarrow="block" joinstyle="miter"/>
@@ -1930,7 +1930,7 @@
               </wp:anchor>
             </w:drawing>
           </mc:Choice>
-          <mc:Fallback xmlns:w16cex="http://schemas.microsoft.com/office/word/2018/wordml/cex" xmlns:w16="http://schemas.microsoft.com/office/word/2018/wordml">
+          <mc:Fallback xmlns:w16="http://schemas.microsoft.com/office/word/2018/wordml" xmlns:w16cex="http://schemas.microsoft.com/office/word/2018/wordml/cex">
             <w:pict>
               <v:shape w14:anchorId="2862978A" id="Straight Arrow Connector 15" o:spid="_x0000_s1026" type="#_x0000_t32" style="position:absolute;margin-left:193.2pt;margin-top:25.85pt;width:44.35pt;height:0;z-index:251681792;visibility:visible;mso-wrap-style:square;mso-wrap-distance-left:9pt;mso-wrap-distance-top:0;mso-wrap-distance-right:9pt;mso-wrap-distance-bottom:0;mso-position-horizontal:absolute;mso-position-horizontal-relative:text;mso-position-vertical:absolute;mso-position-vertical-relative:text" o:gfxdata="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" strokecolor="black [3213]" strokeweight=".5pt">
                 <v:stroke endarrow="block" joinstyle="miter"/>
@@ -2101,7 +2101,7 @@
               </wp:anchor>
             </w:drawing>
           </mc:Choice>
-          <mc:Fallback xmlns:w16cex="http://schemas.microsoft.com/office/word/2018/wordml/cex" xmlns:w16="http://schemas.microsoft.com/office/word/2018/wordml">
+          <mc:Fallback xmlns:w16="http://schemas.microsoft.com/office/word/2018/wordml" xmlns:w16cex="http://schemas.microsoft.com/office/word/2018/wordml/cex">
             <w:pict>
               <v:rect w14:anchorId="4C37AEA5" id="Rectangle 3" o:spid="_x0000_s1032" style="position:absolute;margin-left:44.05pt;margin-top:5.9pt;width:148.6pt;height:41.45pt;z-index:251663360;visibility:visible;mso-wrap-style:square;mso-width-percent:0;mso-height-percent:0;mso-wrap-distance-left:9pt;mso-wrap-distance-top:0;mso-wrap-distance-right:9pt;mso-wrap-distance-bottom:0;mso-position-horizontal:absolute;mso-position-horizontal-relative:text;mso-position-vertical:absolute;mso-position-vertical-relative:text;mso-width-percent:0;mso-height-percent:0;mso-width-relative:margin;mso-height-relative:margin;v-text-anchor:middle" o:gfxdata="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" filled="f" strokecolor="black [3213]" strokeweight="1pt">
                 <v:textbox>
@@ -2378,7 +2378,7 @@
               </wp:anchor>
             </w:drawing>
           </mc:Choice>
-          <mc:Fallback xmlns:w16cex="http://schemas.microsoft.com/office/word/2018/wordml/cex" xmlns:w16="http://schemas.microsoft.com/office/word/2018/wordml">
+          <mc:Fallback xmlns:w16="http://schemas.microsoft.com/office/word/2018/wordml" xmlns:w16cex="http://schemas.microsoft.com/office/word/2018/wordml/cex">
             <w:pict>
               <v:rect w14:anchorId="4FF0996A" id="Rectangle 4" o:spid="_x0000_s1033" style="position:absolute;margin-left:240pt;margin-top:5.9pt;width:148.6pt;height:41.45pt;z-index:251665408;visibility:visible;mso-wrap-style:square;mso-width-percent:0;mso-height-percent:0;mso-wrap-distance-left:9pt;mso-wrap-distance-top:0;mso-wrap-distance-right:9pt;mso-wrap-distance-bottom:0;mso-position-horizontal:absolute;mso-position-horizontal-relative:text;mso-position-vertical:absolute;mso-position-vertical-relative:text;mso-width-percent:0;mso-height-percent:0;mso-width-relative:margin;mso-height-relative:margin;v-text-anchor:middle" o:gfxdata="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" filled="f" strokecolor="black [3213]" strokeweight="1pt">
                 <v:textbox>
@@ -2568,7 +2568,7 @@
               </wp:anchor>
             </w:drawing>
           </mc:Choice>
-          <mc:Fallback xmlns:w16cex="http://schemas.microsoft.com/office/word/2018/wordml/cex" xmlns:w16="http://schemas.microsoft.com/office/word/2018/wordml">
+          <mc:Fallback xmlns:w16="http://schemas.microsoft.com/office/word/2018/wordml" xmlns:w16cex="http://schemas.microsoft.com/office/word/2018/wordml/cex">
             <w:pict>
               <v:shape w14:anchorId="5A317630" id="Straight Arrow Connector 35" o:spid="_x0000_s1026" type="#_x0000_t32" style="position:absolute;margin-left:110.25pt;margin-top:7.85pt;width:0;height:22.15pt;z-index:251708416;visibility:visible;mso-wrap-style:square;mso-wrap-distance-left:9pt;mso-wrap-distance-top:0;mso-wrap-distance-right:9pt;mso-wrap-distance-bottom:0;mso-position-horizontal:absolute;mso-position-horizontal-relative:text;mso-position-vertical:absolute;mso-position-vertical-relative:text" o:gfxdata="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" strokecolor="black [3213]" strokeweight=".5pt">
                 <v:stroke endarrow="block" joinstyle="miter"/>
@@ -2785,7 +2785,7 @@
               </wp:anchor>
             </w:drawing>
           </mc:Choice>
-          <mc:Fallback xmlns:w16cex="http://schemas.microsoft.com/office/word/2018/wordml/cex" xmlns:w16="http://schemas.microsoft.com/office/word/2018/wordml">
+          <mc:Fallback xmlns:w16="http://schemas.microsoft.com/office/word/2018/wordml" xmlns:w16cex="http://schemas.microsoft.com/office/word/2018/wordml/cex">
             <w:pict>
               <v:rect w14:anchorId="1725A8EE" id="Rectangle 20" o:spid="_x0000_s1034" style="position:absolute;margin-left:610.45pt;margin-top:4.95pt;width:148.6pt;height:41.45pt;z-index:251717632;visibility:visible;mso-wrap-style:square;mso-width-percent:0;mso-height-percent:0;mso-wrap-distance-left:9pt;mso-wrap-distance-top:0;mso-wrap-distance-right:9pt;mso-wrap-distance-bottom:0;mso-position-horizontal:absolute;mso-position-horizontal-relative:text;mso-position-vertical:absolute;mso-position-vertical-relative:text;mso-width-percent:0;mso-height-percent:0;mso-width-relative:margin;mso-height-relative:margin;v-text-anchor:middle" o:gfxdata="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" filled="f" strokecolor="black [3213]" strokeweight="1pt">
                 <v:textbox>
@@ -3447,7 +3447,7 @@
               </wp:anchor>
             </w:drawing>
           </mc:Choice>
-          <mc:Fallback xmlns:w16cex="http://schemas.microsoft.com/office/word/2018/wordml/cex" xmlns:w16="http://schemas.microsoft.com/office/word/2018/wordml">
+          <mc:Fallback xmlns:w16="http://schemas.microsoft.com/office/word/2018/wordml" xmlns:w16cex="http://schemas.microsoft.com/office/word/2018/wordml/cex">
             <w:pict>
               <v:rect w14:anchorId="57444075" id="Rectangle 5" o:spid="_x0000_s1036" style="position:absolute;margin-left:44.15pt;margin-top:3.75pt;width:148.6pt;height:41.45pt;z-index:251667456;visibility:visible;mso-wrap-style:square;mso-width-percent:0;mso-height-percent:0;mso-wrap-distance-left:9pt;mso-wrap-distance-top:0;mso-wrap-distance-right:9pt;mso-wrap-distance-bottom:0;mso-position-horizontal:absolute;mso-position-horizontal-relative:text;mso-position-vertical:absolute;mso-position-vertical-relative:text;mso-width-percent:0;mso-height-percent:0;mso-width-relative:margin;mso-height-relative:margin;v-text-anchor:middle" o:gfxdata="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" filled="f" strokecolor="black [3213]" strokeweight="1pt">
                 <v:textbox>
@@ -3640,7 +3640,7 @@
               </wp:anchor>
             </w:drawing>
           </mc:Choice>
-          <mc:Fallback xmlns:w16cex="http://schemas.microsoft.com/office/word/2018/wordml/cex" xmlns:w16="http://schemas.microsoft.com/office/word/2018/wordml">
+          <mc:Fallback xmlns:w16="http://schemas.microsoft.com/office/word/2018/wordml" xmlns:w16cex="http://schemas.microsoft.com/office/word/2018/wordml/cex">
             <w:pict>
               <v:shape w14:anchorId="230040C3" id="Straight Arrow Connector 16" o:spid="_x0000_s1026" type="#_x0000_t32" style="position:absolute;margin-left:193.95pt;margin-top:25.25pt;width:44.35pt;height:0;z-index:251683840;visibility:visible;mso-wrap-style:square;mso-wrap-distance-left:9pt;mso-wrap-distance-top:0;mso-wrap-distance-right:9pt;mso-wrap-distance-bottom:0;mso-position-horizontal:absolute;mso-position-horizontal-relative:text;mso-position-vertical:absolute;mso-position-vertical-relative:text" o:gfxdata="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" strokecolor="black [3213]" strokeweight=".5pt">
                 <v:stroke endarrow="block" joinstyle="miter"/>
@@ -4038,7 +4038,7 @@
               </wp:anchor>
             </w:drawing>
           </mc:Choice>
-          <mc:Fallback xmlns:w16cex="http://schemas.microsoft.com/office/word/2018/wordml/cex" xmlns:w16="http://schemas.microsoft.com/office/word/2018/wordml">
+          <mc:Fallback xmlns:w16="http://schemas.microsoft.com/office/word/2018/wordml" xmlns:w16cex="http://schemas.microsoft.com/office/word/2018/wordml/cex">
             <w:pict>
               <v:shape w14:anchorId="42329332" id="Straight Arrow Connector 21" o:spid="_x0000_s1026" type="#_x0000_t32" style="position:absolute;margin-left:564.8pt;margin-top:12.55pt;width:44.35pt;height:0;z-index:251718656;visibility:visible;mso-wrap-style:square;mso-wrap-distance-left:9pt;mso-wrap-distance-top:0;mso-wrap-distance-right:9pt;mso-wrap-distance-bottom:0;mso-position-horizontal:absolute;mso-position-horizontal-relative:text;mso-position-vertical:absolute;mso-position-vertical-relative:text" o:gfxdata="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" strokecolor="black [3213]" strokeweight=".5pt">
                 <v:stroke endarrow="block" joinstyle="miter"/>
@@ -4169,7 +4169,7 @@
               </wp:anchor>
             </w:drawing>
           </mc:Choice>
-          <mc:Fallback xmlns:w16cex="http://schemas.microsoft.com/office/word/2018/wordml/cex" xmlns:w16="http://schemas.microsoft.com/office/word/2018/wordml">
+          <mc:Fallback xmlns:w16="http://schemas.microsoft.com/office/word/2018/wordml" xmlns:w16cex="http://schemas.microsoft.com/office/word/2018/wordml/cex">
             <w:pict>
               <v:shape w14:anchorId="057AAEFF" id="Flowchart: Alternate Process 32" o:spid="_x0000_s1038" type="#_x0000_t176" style="position:absolute;margin-left:-91.4pt;margin-top:11.05pt;width:219.5pt;height:20.7pt;rotation:-90;z-index:251703296;visibility:visible;mso-wrap-style:square;mso-width-percent:0;mso-height-percent:0;mso-wrap-distance-left:9pt;mso-wrap-distance-top:0;mso-wrap-distance-right:9pt;mso-wrap-distance-bottom:0;mso-position-horizontal:absolute;mso-position-horizontal-relative:text;mso-position-vertical:absolute;mso-position-vertical-relative:text;mso-width-percent:0;mso-height-percent:0;mso-width-relative:margin;mso-height-relative:margin;v-text-anchor:middle" o:gfxdata="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" fillcolor="#9cc2e5 [1944]" strokecolor="black [3213]" strokeweight="1pt">
                 <v:textbox>
@@ -4281,7 +4281,7 @@
               </wp:anchor>
             </w:drawing>
           </mc:Choice>
-          <mc:Fallback xmlns:w16cex="http://schemas.microsoft.com/office/word/2018/wordml/cex" xmlns:w16="http://schemas.microsoft.com/office/word/2018/wordml">
+          <mc:Fallback xmlns:w16="http://schemas.microsoft.com/office/word/2018/wordml" xmlns:w16cex="http://schemas.microsoft.com/office/word/2018/wordml/cex">
             <w:pict>
               <v:shape w14:anchorId="194995C7" id="Straight Arrow Connector 22" o:spid="_x0000_s1026" type="#_x0000_t32" style="position:absolute;margin-left:487.5pt;margin-top:5.2pt;width:0;height:22.15pt;z-index:251720704;visibility:visible;mso-wrap-style:square;mso-wrap-distance-left:9pt;mso-wrap-distance-top:0;mso-wrap-distance-right:9pt;mso-wrap-distance-bottom:0;mso-position-horizontal:absolute;mso-position-horizontal-relative:text;mso-position-vertical:absolute;mso-position-vertical-relative:text" o:gfxdata="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" strokecolor="black [3213]" strokeweight=".5pt">
                 <v:stroke endarrow="block" joinstyle="miter"/>
@@ -4350,7 +4350,7 @@
               </wp:anchor>
             </w:drawing>
           </mc:Choice>
-          <mc:Fallback xmlns:w16cex="http://schemas.microsoft.com/office/word/2018/wordml/cex" xmlns:w16="http://schemas.microsoft.com/office/word/2018/wordml">
+          <mc:Fallback xmlns:w16="http://schemas.microsoft.com/office/word/2018/wordml" xmlns:w16cex="http://schemas.microsoft.com/office/word/2018/wordml/cex">
             <w:pict>
               <v:shape w14:anchorId="191C8AAB" id="Straight Arrow Connector 36" o:spid="_x0000_s1026" type="#_x0000_t32" style="position:absolute;margin-left:111pt;margin-top:4.45pt;width:0;height:22.15pt;z-index:251710464;visibility:visible;mso-wrap-style:square;mso-wrap-distance-left:9pt;mso-wrap-distance-top:0;mso-wrap-distance-right:9pt;mso-wrap-distance-bottom:0;mso-position-horizontal:absolute;mso-position-horizontal-relative:text;mso-position-vertical:absolute;mso-position-vertical-relative:text" o:gfxdata="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" strokecolor="black [3213]" strokeweight=".5pt">
                 <v:stroke endarrow="block" joinstyle="miter"/>
@@ -4515,7 +4515,16 @@
                                 <w:sz w:val="18"/>
                                 <w:szCs w:val="20"/>
                               </w:rPr>
-                              <w:t>60</w:t>
+                              <w:t>6</w:t>
+                            </w:r>
+                            <w:r>
+                              <w:rPr>
+                                <w:rFonts w:ascii="Arial" w:hAnsi="Arial" w:cs="Arial"/>
+                                <w:color w:val="000000" w:themeColor="text1"/>
+                                <w:sz w:val="18"/>
+                                <w:szCs w:val="20"/>
+                              </w:rPr>
+                              <w:t>1</w:t>
                             </w:r>
                           </w:p>
                           <w:p>
@@ -4770,7 +4779,7 @@
                                 <w:sz w:val="18"/>
                                 <w:szCs w:val="20"/>
                               </w:rPr>
-                              <w:t>4</w:t>
+                              <w:t>5</w:t>
                             </w:r>
                             <w:r>
                               <w:rPr>
@@ -4947,7 +4956,16 @@
                           <w:sz w:val="18"/>
                           <w:szCs w:val="20"/>
                         </w:rPr>
-                        <w:t>60</w:t>
+                        <w:t>6</w:t>
+                      </w:r>
+                      <w:r>
+                        <w:rPr>
+                          <w:rFonts w:ascii="Arial" w:hAnsi="Arial" w:cs="Arial"/>
+                          <w:color w:val="000000" w:themeColor="text1"/>
+                          <w:sz w:val="18"/>
+                          <w:szCs w:val="20"/>
+                        </w:rPr>
+                        <w:t>1</w:t>
                       </w:r>
                     </w:p>
                     <w:p>
@@ -5202,7 +5220,7 @@
                           <w:sz w:val="18"/>
                           <w:szCs w:val="20"/>
                         </w:rPr>
-                        <w:t>4</w:t>
+                        <w:t>5</w:t>
                       </w:r>
                       <w:r>
                         <w:rPr>
@@ -5775,7 +5793,7 @@
               </wp:anchor>
             </w:drawing>
           </mc:Choice>
-          <mc:Fallback xmlns:w16cex="http://schemas.microsoft.com/office/word/2018/wordml/cex" xmlns:w16="http://schemas.microsoft.com/office/word/2018/wordml">
+          <mc:Fallback xmlns:w16="http://schemas.microsoft.com/office/word/2018/wordml" xmlns:w16cex="http://schemas.microsoft.com/office/word/2018/wordml/cex">
             <w:pict>
               <v:rect w14:anchorId="22C4B658" id="Rectangle 12" o:spid="_x0000_s1041" style="position:absolute;margin-left:610.7pt;margin-top:2.35pt;width:148.6pt;height:87pt;z-index:251676672;visibility:visible;mso-wrap-style:square;mso-width-percent:0;mso-height-percent:0;mso-wrap-distance-left:9pt;mso-wrap-distance-top:0;mso-wrap-distance-right:9pt;mso-wrap-distance-bottom:0;mso-position-horizontal:absolute;mso-position-horizontal-relative:text;mso-position-vertical:absolute;mso-position-vertical-relative:text;mso-width-percent:0;mso-height-percent:0;mso-width-relative:margin;mso-height-relative:margin;v-text-anchor:middle" o:gfxdata="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" filled="f" strokecolor="black [3213]" strokeweight="1pt">
                 <v:textbox>
@@ -5942,7 +5960,7 @@
               </wp:anchor>
             </w:drawing>
           </mc:Choice>
-          <mc:Fallback xmlns:w16cex="http://schemas.microsoft.com/office/word/2018/wordml/cex" xmlns:w16="http://schemas.microsoft.com/office/word/2018/wordml">
+          <mc:Fallback xmlns:w16="http://schemas.microsoft.com/office/word/2018/wordml" xmlns:w16cex="http://schemas.microsoft.com/office/word/2018/wordml/cex">
             <w:pict>
               <v:shape w14:anchorId="626ACBC8" id="Straight Arrow Connector 17" o:spid="_x0000_s1026" type="#_x0000_t32" style="position:absolute;margin-left:195pt;margin-top:23.2pt;width:44.35pt;height:0;z-index:251685888;visibility:visible;mso-wrap-style:square;mso-wrap-distance-left:9pt;mso-wrap-distance-top:0;mso-wrap-distance-right:9pt;mso-wrap-distance-bottom:0;mso-position-horizontal:absolute;mso-position-horizontal-relative:text;mso-position-vertical:absolute;mso-position-vertical-relative:text" o:gfxdata="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" strokecolor="black [3213]" strokeweight=".5pt">
                 <v:stroke endarrow="block" joinstyle="miter"/>
@@ -6151,7 +6169,7 @@
               </wp:anchor>
             </w:drawing>
           </mc:Choice>
-          <mc:Fallback xmlns:w16cex="http://schemas.microsoft.com/office/word/2018/wordml/cex" xmlns:w16="http://schemas.microsoft.com/office/word/2018/wordml">
+          <mc:Fallback xmlns:w16="http://schemas.microsoft.com/office/word/2018/wordml" xmlns:w16cex="http://schemas.microsoft.com/office/word/2018/wordml/cex">
             <w:pict>
               <v:rect w14:anchorId="256BB765" id="Rectangle 8" o:spid="_x0000_s1042" style="position:absolute;margin-left:44.25pt;margin-top:1.05pt;width:148.6pt;height:41.45pt;z-index:251670528;visibility:visible;mso-wrap-style:square;mso-width-percent:0;mso-height-percent:0;mso-wrap-distance-left:9pt;mso-wrap-distance-top:0;mso-wrap-distance-right:9pt;mso-wrap-distance-bottom:0;mso-position-horizontal:absolute;mso-position-horizontal-relative:text;mso-position-vertical:absolute;mso-position-vertical-relative:text;mso-width-percent:0;mso-height-percent:0;mso-width-relative:margin;mso-height-relative:margin;v-text-anchor:middle" o:gfxdata="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" filled="f" strokecolor="black [3213]" strokeweight="1pt">
                 <v:textbox>
@@ -6349,7 +6367,7 @@
               </wp:anchor>
             </w:drawing>
           </mc:Choice>
-          <mc:Fallback xmlns:w16cex="http://schemas.microsoft.com/office/word/2018/wordml/cex" xmlns:w16="http://schemas.microsoft.com/office/word/2018/wordml">
+          <mc:Fallback xmlns:w16="http://schemas.microsoft.com/office/word/2018/wordml" xmlns:w16cex="http://schemas.microsoft.com/office/word/2018/wordml/cex">
             <w:pict>
               <v:shapetype w14:anchorId="44540207" id="_x0000_t32" coordsize="21600,21600" o:spt="32" o:oned="t" path="m,l21600,21600e" filled="f">
                 <v:path arrowok="t" fillok="f" o:connecttype="none"/>
@@ -6440,7 +6458,7 @@
               </wp:anchor>
             </w:drawing>
           </mc:Choice>
-          <mc:Fallback xmlns:w16cex="http://schemas.microsoft.com/office/word/2018/wordml/cex" xmlns:w16="http://schemas.microsoft.com/office/word/2018/wordml">
+          <mc:Fallback xmlns:w16="http://schemas.microsoft.com/office/word/2018/wordml" xmlns:w16cex="http://schemas.microsoft.com/office/word/2018/wordml/cex">
             <w:pict>
               <v:shapetype w14:anchorId="05EF3F0B" id="_x0000_t34" coordsize="21600,21600" o:spt="34" o:oned="t" adj="10800" path="m,l@0,0@0,21600,21600,21600e" filled="f">
                 <v:stroke joinstyle="miter"/>
@@ -6520,7 +6538,7 @@
               </wp:anchor>
             </w:drawing>
           </mc:Choice>
-          <mc:Fallback xmlns:w16cex="http://schemas.microsoft.com/office/word/2018/wordml/cex" xmlns:w16="http://schemas.microsoft.com/office/word/2018/wordml">
+          <mc:Fallback xmlns:w16="http://schemas.microsoft.com/office/word/2018/wordml" xmlns:w16cex="http://schemas.microsoft.com/office/word/2018/wordml/cex">
             <w:pict>
               <v:shapetype w14:anchorId="34EF4B68" id="_x0000_t32" coordsize="21600,21600" o:spt="32" o:oned="t" path="m,l21600,21600e" filled="f">
                 <v:path arrowok="t" fillok="f" o:connecttype="none"/>
@@ -6683,8 +6701,10 @@
                                 <w:sz w:val="18"/>
                                 <w:szCs w:val="20"/>
                               </w:rPr>
-                              <w:t>8</w:t>
-                            </w:r>
+                              <w:t>7</w:t>
+                            </w:r>
+                            <w:bookmarkStart w:id="0" w:name="_GoBack"/>
+                            <w:bookmarkEnd w:id="0"/>
                             <w:r>
                               <w:rPr>
                                 <w:rFonts w:ascii="Arial" w:hAnsi="Arial" w:cs="Arial"/>
@@ -6862,8 +6882,10 @@
                           <w:sz w:val="18"/>
                           <w:szCs w:val="20"/>
                         </w:rPr>
-                        <w:t>8</w:t>
-                      </w:r>
+                        <w:t>7</w:t>
+                      </w:r>
+                      <w:bookmarkStart w:id="1" w:name="_GoBack"/>
+                      <w:bookmarkEnd w:id="1"/>
                       <w:r>
                         <w:rPr>
                           <w:rFonts w:ascii="Arial" w:hAnsi="Arial" w:cs="Arial"/>
@@ -7060,7 +7082,7 @@
               </wp:anchor>
             </w:drawing>
           </mc:Choice>
-          <mc:Fallback xmlns:w16cex="http://schemas.microsoft.com/office/word/2018/wordml/cex" xmlns:w16="http://schemas.microsoft.com/office/word/2018/wordml">
+          <mc:Fallback xmlns:w16="http://schemas.microsoft.com/office/word/2018/wordml" xmlns:w16cex="http://schemas.microsoft.com/office/word/2018/wordml/cex">
             <w:pict>
               <v:shape w14:anchorId="291789E9" id="Flowchart: Alternate Process 33" o:spid="_x0000_s1044" type="#_x0000_t176" style="position:absolute;margin-left:-10.5pt;margin-top:13.45pt;width:60.2pt;height:20.7pt;rotation:-90;z-index:251705344;visibility:visible;mso-wrap-style:square;mso-width-percent:0;mso-height-percent:0;mso-wrap-distance-left:9pt;mso-wrap-distance-top:0;mso-wrap-distance-right:9pt;mso-wrap-distance-bottom:0;mso-position-horizontal:absolute;mso-position-horizontal-relative:text;mso-position-vertical:absolute;mso-position-vertical-relative:text;mso-width-percent:0;mso-height-percent:0;mso-width-relative:margin;mso-height-relative:margin;v-text-anchor:middle" o:gfxdata="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" fillcolor="#9cc2e5 [1944]" strokecolor="black [3213]" strokeweight="1pt">
                 <v:textbox>
@@ -7110,8 +7132,6 @@
       <w:pPr>
         <w:spacing w:after="0" w:line="240" w:lineRule="auto"/>
       </w:pPr>
-      <w:bookmarkStart w:id="0" w:name="_GoBack"/>
-      <w:bookmarkEnd w:id="0"/>
     </w:p>
     <w:p>
       <w:pPr>
